--- a/New Micxxrosoft Word Document.docx
+++ b/New Micxxrosoft Word Document.docx
@@ -3,25 +3,1152 @@
 <w:document xmlns:wpc="http://schemas.microsoft.com/office/word/2010/wordprocessingCanvas" xmlns:cx="http://schemas.microsoft.com/office/drawing/2014/chartex" xmlns:cx1="http://schemas.microsoft.com/office/drawing/2015/9/8/chartex" xmlns:cx2="http://schemas.microsoft.com/office/drawing/2015/10/21/chartex" xmlns:cx3="http://schemas.microsoft.com/office/drawing/2016/5/9/chartex" xmlns:cx4="http://schemas.microsoft.com/office/drawing/2016/5/10/chartex" xmlns:cx5="http://schemas.microsoft.com/office/drawing/2016/5/11/chartex" xmlns:cx6="http://schemas.microsoft.com/office/drawing/2016/5/12/chartex" xmlns:cx7="http://schemas.microsoft.com/office/drawing/2016/5/13/chartex" xmlns:cx8="http://schemas.microsoft.com/office/drawing/2016/5/14/chartex" xmlns:mc="http://schemas.openxmlformats.org/markup-compatibility/2006" xmlns:aink="http://schemas.microsoft.com/office/drawing/2016/ink" xmlns:am3d="http://schemas.microsoft.com/office/drawing/2017/model3d" xmlns:o="urn:schemas-microsoft-com:office:office" xmlns:oel="http://schemas.microsoft.com/office/2019/extlst" xmlns:r="http://schemas.openxmlformats.org/officeDocument/2006/relationships" xmlns:m="http://schemas.openxmlformats.org/officeDocument/2006/math" xmlns:v="urn:schemas-microsoft-com:vml" xmlns:wp14="http://schemas.microsoft.com/office/word/2010/wordprocessingDrawing" xmlns:wp="http://schemas.openxmlformats.org/drawingml/2006/wordprocessingDrawing" xmlns:w10="urn:schemas-microsoft-com:office:word" xmlns:w="http://schemas.openxmlformats.org/wordprocessingml/2006/main" xmlns:w14="http://schemas.microsoft.com/office/word/2010/wordml" xmlns:w15="http://schemas.microsoft.com/office/word/2012/wordml" xmlns:w16cei="http://schemas.microsoft.com/office/word/2026/wordml/cei" xmlns:w16cex="http://schemas.microsoft.com/office/word/2018/wordml/cex" xmlns:w16cid="http://schemas.microsoft.com/office/word/2016/wordml/cid" xmlns:w16="http://schemas.microsoft.com/office/word/2018/wordml" xmlns:w16du="http://schemas.microsoft.com/office/word/2023/wordml/word16du" xmlns:w16sdtdh="http://schemas.microsoft.com/office/word/2020/wordml/sdtdatahash" xmlns:w16sdtfl="http://schemas.microsoft.com/office/word/2024/wordml/sdtformatlock" xmlns:w16se="http://schemas.microsoft.com/office/word/2015/wordml/symex" xmlns:wpg="http://schemas.microsoft.com/office/word/2010/wordprocessingGroup" xmlns:wpi="http://schemas.microsoft.com/office/word/2010/wordprocessingInk" xmlns:wne="http://schemas.microsoft.com/office/word/2006/wordml" xmlns:wps="http://schemas.microsoft.com/office/word/2010/wordprocessingShape" mc:Ignorable="w14 w15 w16se w16cid w16 w16cex w16sdtdh w16sdtfl w16du wp14">
   <w:body>
     <w:p>
+      <w:pPr>
+        <w:ind w:left="720"/>
+        <w:jc w:val="center"/>
+        <w:rPr>
+          <w:rFonts w:ascii="Century Schoolbook" w:hAnsi="Century Schoolbook"/>
+          <w:b/>
+          <w:bCs/>
+          <w:color w:val="FFFFFF" w:themeColor="background1"/>
+          <w:sz w:val="28"/>
+          <w:szCs w:val="28"/>
+        </w:rPr>
+      </w:pPr>
+      <w:r>
+        <w:rPr>
+          <w:rFonts w:ascii="Century Schoolbook" w:hAnsi="Century Schoolbook"/>
+          <w:b/>
+          <w:bCs/>
+          <w:color w:val="FFFFFF" w:themeColor="background1"/>
+          <w:sz w:val="28"/>
+          <w:szCs w:val="28"/>
+          <w:highlight w:val="black"/>
+        </w:rPr>
+        <w:t xml:space="preserve">CHAPTER </w:t>
+      </w:r>
+      <w:r>
+        <w:rPr>
+          <w:rFonts w:ascii="Century Schoolbook" w:hAnsi="Century Schoolbook"/>
+          <w:b/>
+          <w:bCs/>
+          <w:color w:val="FFFFFF" w:themeColor="background1"/>
+          <w:sz w:val="28"/>
+          <w:szCs w:val="28"/>
+          <w:highlight w:val="black"/>
+        </w:rPr>
+        <w:t>TEN</w:t>
+      </w:r>
+      <w:r>
+        <w:rPr>
+          <w:rFonts w:ascii="Century Schoolbook" w:hAnsi="Century Schoolbook"/>
+          <w:b/>
+          <w:bCs/>
+          <w:color w:val="FFFFFF" w:themeColor="background1"/>
+          <w:sz w:val="28"/>
+          <w:szCs w:val="28"/>
+        </w:rPr>
+        <w:t xml:space="preserve"> </w:t>
+      </w:r>
+    </w:p>
+    <w:p>
+      <w:pPr>
+        <w:jc w:val="center"/>
+        <w:rPr>
+          <w:b/>
+          <w:bCs/>
+          <w:color w:val="000000" w:themeColor="text1"/>
+          <w:sz w:val="144"/>
+          <w:szCs w:val="144"/>
+        </w:rPr>
+      </w:pPr>
+      <w:r>
+        <w:rPr>
+          <w:b/>
+          <w:bCs/>
+          <w:color w:val="000000" w:themeColor="text1"/>
+          <w:sz w:val="144"/>
+          <w:szCs w:val="144"/>
+        </w:rPr>
+        <w:t xml:space="preserve">  </w:t>
+      </w:r>
+      <w:r>
+        <w:rPr>
+          <w:b/>
+          <w:bCs/>
+          <w:color w:val="000000" w:themeColor="text1"/>
+          <w:sz w:val="144"/>
+          <w:szCs w:val="144"/>
+        </w:rPr>
+        <w:t>10</w:t>
+      </w:r>
+    </w:p>
+    <w:p>
+      <w:pPr>
+        <w:pStyle w:val="ListParagraph"/>
+        <w:numPr>
+          <w:ilvl w:val="0"/>
+          <w:numId w:val="6"/>
+        </w:numPr>
+        <w:jc w:val="center"/>
+        <w:rPr>
+          <w:rFonts w:ascii="Microsoft New Tai Lue" w:hAnsi="Microsoft New Tai Lue" w:cs="Microsoft New Tai Lue"/>
+          <w:b/>
+          <w:bCs/>
+          <w:color w:val="000000" w:themeColor="text1"/>
+          <w:sz w:val="32"/>
+          <w:szCs w:val="32"/>
+        </w:rPr>
+      </w:pPr>
+      <w:r>
+        <w:rPr>
+          <w:rFonts w:ascii="Microsoft New Tai Lue" w:hAnsi="Microsoft New Tai Lue" w:cs="Microsoft New Tai Lue"/>
+          <w:b/>
+          <w:bCs/>
+          <w:color w:val="000000" w:themeColor="text1"/>
+          <w:sz w:val="32"/>
+          <w:szCs w:val="32"/>
+        </w:rPr>
+        <w:t>COMPUTER</w:t>
+      </w:r>
+    </w:p>
+    <w:p>
+      <w:pPr>
+        <w:pStyle w:val="ListParagraph"/>
+        <w:numPr>
+          <w:ilvl w:val="0"/>
+          <w:numId w:val="6"/>
+        </w:numPr>
+        <w:jc w:val="center"/>
+        <w:rPr>
+          <w:rFonts w:ascii="Microsoft New Tai Lue" w:hAnsi="Microsoft New Tai Lue" w:cs="Microsoft New Tai Lue"/>
+          <w:b/>
+          <w:bCs/>
+          <w:color w:val="000000" w:themeColor="text1"/>
+          <w:sz w:val="32"/>
+          <w:szCs w:val="32"/>
+        </w:rPr>
+      </w:pPr>
+      <w:r>
+        <w:rPr>
+          <w:rFonts w:ascii="Microsoft New Tai Lue" w:hAnsi="Microsoft New Tai Lue" w:cs="Microsoft New Tai Lue"/>
+          <w:b/>
+          <w:bCs/>
+          <w:color w:val="000000" w:themeColor="text1"/>
+          <w:sz w:val="32"/>
+          <w:szCs w:val="32"/>
+        </w:rPr>
+        <w:t>SYS</w:t>
+      </w:r>
+      <w:r>
+        <w:rPr>
+          <w:rFonts w:ascii="Microsoft New Tai Lue" w:hAnsi="Microsoft New Tai Lue" w:cs="Microsoft New Tai Lue"/>
+          <w:b/>
+          <w:bCs/>
+          <w:color w:val="000000" w:themeColor="text1"/>
+          <w:sz w:val="32"/>
+          <w:szCs w:val="32"/>
+        </w:rPr>
+        <w:t>TEM</w:t>
+      </w:r>
+    </w:p>
+    <w:p>
+      <w:pPr>
+        <w:pStyle w:val="ListParagraph"/>
+        <w:numPr>
+          <w:ilvl w:val="0"/>
+          <w:numId w:val="6"/>
+        </w:numPr>
+        <w:jc w:val="center"/>
+        <w:rPr>
+          <w:rFonts w:ascii="Microsoft New Tai Lue" w:hAnsi="Microsoft New Tai Lue" w:cs="Microsoft New Tai Lue"/>
+          <w:b/>
+          <w:bCs/>
+          <w:color w:val="000000" w:themeColor="text1"/>
+          <w:sz w:val="32"/>
+          <w:szCs w:val="32"/>
+        </w:rPr>
+      </w:pPr>
+      <w:r>
+        <w:rPr>
+          <w:rFonts w:ascii="Microsoft New Tai Lue" w:hAnsi="Microsoft New Tai Lue" w:cs="Microsoft New Tai Lue"/>
+          <w:b/>
+          <w:bCs/>
+          <w:color w:val="000000" w:themeColor="text1"/>
+          <w:sz w:val="32"/>
+          <w:szCs w:val="32"/>
+        </w:rPr>
+        <w:t>APPLICATIONS</w:t>
+      </w:r>
+    </w:p>
+    <w:p>
+      <w:pPr>
+        <w:pStyle w:val="ListParagraph"/>
+        <w:numPr>
+          <w:ilvl w:val="0"/>
+          <w:numId w:val="6"/>
+        </w:numPr>
+        <w:rPr>
+          <w:rFonts w:ascii="Bahnschrift" w:eastAsia="Malgun Gothic" w:hAnsi="Bahnschrift" w:cs="Courier New"/>
+          <w:b/>
+          <w:bCs/>
+          <w:color w:val="000000" w:themeColor="text1"/>
+        </w:rPr>
+      </w:pPr>
+      <w:r>
+        <w:rPr>
+          <w:rFonts w:ascii="Bahnschrift" w:eastAsia="Malgun Gothic" w:hAnsi="Bahnschrift" w:cs="Courier New"/>
+          <w:b/>
+          <w:bCs/>
+          <w:color w:val="000000" w:themeColor="text1"/>
+        </w:rPr>
+        <w:t>O</w:t>
+      </w:r>
+      <w:r>
+        <w:rPr>
+          <w:rFonts w:ascii="Bahnschrift" w:eastAsia="Malgun Gothic" w:hAnsi="Bahnschrift" w:cs="Courier New"/>
+          <w:b/>
+          <w:bCs/>
+          <w:color w:val="000000" w:themeColor="text1"/>
+        </w:rPr>
+        <w:t>BJECTIVE</w:t>
+      </w:r>
+      <w:r>
+        <w:rPr>
+          <w:rFonts w:ascii="Bahnschrift" w:eastAsia="Malgun Gothic" w:hAnsi="Bahnschrift" w:cs="Courier New"/>
+          <w:b/>
+          <w:bCs/>
+          <w:color w:val="000000" w:themeColor="text1"/>
+        </w:rPr>
+        <w:t>:</w:t>
+      </w:r>
+    </w:p>
+    <w:p>
+      <w:pPr>
+        <w:rPr>
+          <w:color w:val="000000" w:themeColor="text1"/>
+        </w:rPr>
+      </w:pPr>
+      <w:r>
+        <w:rPr>
+          <w:color w:val="000000" w:themeColor="text1"/>
+        </w:rPr>
+        <w:t xml:space="preserve">When you have </w:t>
+      </w:r>
+      <w:r>
+        <w:rPr>
+          <w:color w:val="000000" w:themeColor="text1"/>
+        </w:rPr>
+        <w:t xml:space="preserve">completed this </w:t>
+      </w:r>
+      <w:r>
+        <w:rPr>
+          <w:color w:val="000000" w:themeColor="text1"/>
+        </w:rPr>
+        <w:t>chapter</w:t>
+      </w:r>
+      <w:r>
+        <w:rPr>
+          <w:color w:val="000000" w:themeColor="text1"/>
+        </w:rPr>
+        <w:t>, you will</w:t>
+      </w:r>
+      <w:r>
+        <w:rPr>
+          <w:color w:val="000000" w:themeColor="text1"/>
+        </w:rPr>
+        <w:t xml:space="preserve"> be</w:t>
+      </w:r>
+    </w:p>
+    <w:p>
+      <w:pPr>
+        <w:rPr>
+          <w:rFonts w:ascii="Maiandra GD" w:hAnsi="Maiandra GD"/>
+          <w:b/>
+          <w:bCs/>
+          <w:color w:val="000000" w:themeColor="text1"/>
+        </w:rPr>
+      </w:pPr>
+      <w:r>
+        <w:rPr>
+          <w:rFonts w:ascii="Maiandra GD" w:hAnsi="Maiandra GD"/>
+          <w:b/>
+          <w:bCs/>
+          <w:color w:val="000000" w:themeColor="text1"/>
+        </w:rPr>
+        <w:t>Short Answer Que</w:t>
+      </w:r>
+      <w:r>
+        <w:rPr>
+          <w:rFonts w:ascii="Maiandra GD" w:hAnsi="Maiandra GD"/>
+          <w:b/>
+          <w:bCs/>
+          <w:color w:val="000000" w:themeColor="text1"/>
+        </w:rPr>
+        <w:t>stion</w:t>
+      </w:r>
+      <w:r>
+        <w:rPr>
+          <w:rFonts w:ascii="Maiandra GD" w:hAnsi="Maiandra GD"/>
+          <w:b/>
+          <w:bCs/>
+          <w:color w:val="000000" w:themeColor="text1"/>
+        </w:rPr>
+        <w:t xml:space="preserve"> </w:t>
+      </w:r>
+    </w:p>
+    <w:p>
+      <w:pPr>
+        <w:rPr>
+          <w:color w:val="000000" w:themeColor="text1"/>
+        </w:rPr>
+      </w:pPr>
+      <w:r>
+        <w:rPr>
+          <w:color w:val="000000" w:themeColor="text1"/>
+        </w:rPr>
+        <w:t xml:space="preserve">Q1. Wye it is </w:t>
+      </w:r>
+      <w:r>
+        <w:rPr>
+          <w:color w:val="000000" w:themeColor="text1"/>
+        </w:rPr>
+        <w:t xml:space="preserve">necessary to </w:t>
+      </w:r>
+      <w:r>
+        <w:rPr>
+          <w:color w:val="000000" w:themeColor="text1"/>
+        </w:rPr>
+        <w:t>learn computer.</w:t>
+      </w:r>
+    </w:p>
+    <w:p>
+      <w:pPr>
+        <w:rPr>
+          <w:color w:val="000000" w:themeColor="text1"/>
+        </w:rPr>
+      </w:pPr>
+      <w:r>
+        <w:rPr>
+          <w:color w:val="000000" w:themeColor="text1"/>
+        </w:rPr>
+        <w:t>Q2</w:t>
+      </w:r>
+      <w:r>
+        <w:rPr>
+          <w:color w:val="000000" w:themeColor="text1"/>
+        </w:rPr>
+        <w:t>. W</w:t>
+      </w:r>
+      <w:r>
+        <w:rPr>
+          <w:color w:val="000000" w:themeColor="text1"/>
+        </w:rPr>
+        <w:t>ha</w:t>
+      </w:r>
+      <w:r>
+        <w:rPr>
+          <w:color w:val="000000" w:themeColor="text1"/>
+        </w:rPr>
+        <w:t xml:space="preserve">t are the </w:t>
+      </w:r>
+      <w:r>
+        <w:rPr>
+          <w:color w:val="000000" w:themeColor="text1"/>
+        </w:rPr>
+        <w:t>a</w:t>
+      </w:r>
+      <w:r>
+        <w:rPr>
+          <w:color w:val="000000" w:themeColor="text1"/>
+        </w:rPr>
+        <w:t>reas</w:t>
+      </w:r>
+      <w:r>
+        <w:rPr>
+          <w:color w:val="000000" w:themeColor="text1"/>
+        </w:rPr>
+        <w:t xml:space="preserve"> in gen</w:t>
+      </w:r>
+      <w:r>
+        <w:rPr>
+          <w:color w:val="000000" w:themeColor="text1"/>
+        </w:rPr>
+        <w:t>e</w:t>
+      </w:r>
+      <w:r>
+        <w:rPr>
+          <w:color w:val="000000" w:themeColor="text1"/>
+        </w:rPr>
+        <w:t>ral</w:t>
+      </w:r>
+      <w:r>
+        <w:rPr>
+          <w:color w:val="000000" w:themeColor="text1"/>
+        </w:rPr>
+        <w:t xml:space="preserve"> life wher</w:t>
+      </w:r>
+      <w:r>
+        <w:rPr>
+          <w:color w:val="000000" w:themeColor="text1"/>
+        </w:rPr>
+        <w:t>e computer system</w:t>
+      </w:r>
+      <w:r>
+        <w:rPr>
+          <w:color w:val="000000" w:themeColor="text1"/>
+        </w:rPr>
+        <w:t>s are used</w:t>
+      </w:r>
+      <w:r>
+        <w:rPr>
+          <w:color w:val="000000" w:themeColor="text1"/>
+        </w:rPr>
+        <w:t>?</w:t>
+      </w:r>
+    </w:p>
+    <w:p>
+      <w:pPr>
+        <w:rPr>
+          <w:color w:val="000000" w:themeColor="text1"/>
+        </w:rPr>
+      </w:pPr>
+      <w:r>
+        <w:rPr>
+          <w:color w:val="000000" w:themeColor="text1"/>
+        </w:rPr>
+        <w:t xml:space="preserve">Q3. How computer </w:t>
+      </w:r>
+      <w:r>
+        <w:rPr>
+          <w:color w:val="000000" w:themeColor="text1"/>
+        </w:rPr>
+        <w:t xml:space="preserve">can b used for </w:t>
+      </w:r>
+      <w:r>
+        <w:rPr>
+          <w:color w:val="000000" w:themeColor="text1"/>
+        </w:rPr>
+        <w:t>personal p</w:t>
+      </w:r>
+      <w:r>
+        <w:rPr>
+          <w:color w:val="000000" w:themeColor="text1"/>
+        </w:rPr>
+        <w:t>roductivity?</w:t>
+      </w:r>
+    </w:p>
+    <w:p>
+      <w:pPr>
+        <w:rPr>
+          <w:color w:val="000000" w:themeColor="text1"/>
+        </w:rPr>
+      </w:pPr>
+      <w:r>
+        <w:rPr>
+          <w:color w:val="000000" w:themeColor="text1"/>
+        </w:rPr>
+        <w:t>Q</w:t>
+      </w:r>
+      <w:r>
+        <w:rPr>
+          <w:color w:val="000000" w:themeColor="text1"/>
+        </w:rPr>
+        <w:t>4</w:t>
+      </w:r>
+      <w:r>
+        <w:rPr>
+          <w:color w:val="000000" w:themeColor="text1"/>
+        </w:rPr>
+        <w:t>.</w:t>
+      </w:r>
+      <w:r>
+        <w:rPr>
+          <w:color w:val="000000" w:themeColor="text1"/>
+        </w:rPr>
+        <w:t xml:space="preserve"> </w:t>
+      </w:r>
+      <w:r>
+        <w:rPr>
+          <w:color w:val="000000" w:themeColor="text1"/>
+        </w:rPr>
+        <w:t xml:space="preserve"> </w:t>
+      </w:r>
+      <w:r>
+        <w:rPr>
+          <w:color w:val="000000" w:themeColor="text1"/>
+        </w:rPr>
+        <w:t>Ho</w:t>
+      </w:r>
+      <w:r>
+        <w:rPr>
+          <w:color w:val="000000" w:themeColor="text1"/>
+        </w:rPr>
+        <w:t>w</w:t>
+      </w:r>
+      <w:r>
+        <w:rPr>
+          <w:color w:val="000000" w:themeColor="text1"/>
+        </w:rPr>
+        <w:t xml:space="preserve"> comput</w:t>
+      </w:r>
+      <w:r>
+        <w:rPr>
+          <w:color w:val="000000" w:themeColor="text1"/>
+        </w:rPr>
+        <w:t xml:space="preserve">er is helpful </w:t>
+      </w:r>
+      <w:r>
+        <w:rPr>
+          <w:color w:val="000000" w:themeColor="text1"/>
+        </w:rPr>
+        <w:t xml:space="preserve">in the field of art and </w:t>
+      </w:r>
+      <w:r>
+        <w:rPr>
+          <w:color w:val="000000" w:themeColor="text1"/>
+        </w:rPr>
+        <w:t>gr</w:t>
+      </w:r>
+      <w:r>
+        <w:rPr>
+          <w:color w:val="000000" w:themeColor="text1"/>
+        </w:rPr>
+        <w:t>a</w:t>
+      </w:r>
+      <w:r>
+        <w:rPr>
+          <w:color w:val="000000" w:themeColor="text1"/>
+        </w:rPr>
+        <w:t>phics</w:t>
+      </w:r>
+    </w:p>
+    <w:p>
+      <w:pPr>
+        <w:rPr>
+          <w:color w:val="000000" w:themeColor="text1"/>
+        </w:rPr>
+      </w:pPr>
+      <w:r>
+        <w:rPr>
+          <w:color w:val="000000" w:themeColor="text1"/>
+        </w:rPr>
+        <w:t>Q5.</w:t>
+      </w:r>
+      <w:r>
+        <w:rPr>
+          <w:color w:val="000000" w:themeColor="text1"/>
+        </w:rPr>
+        <w:t xml:space="preserve"> </w:t>
+      </w:r>
+      <w:r>
+        <w:rPr>
+          <w:color w:val="000000" w:themeColor="text1"/>
+        </w:rPr>
+        <w:t xml:space="preserve">How government </w:t>
+      </w:r>
+      <w:r>
+        <w:rPr>
+          <w:color w:val="000000" w:themeColor="text1"/>
+        </w:rPr>
+        <w:t>of a country</w:t>
+      </w:r>
+      <w:r>
+        <w:rPr>
+          <w:color w:val="000000" w:themeColor="text1"/>
+        </w:rPr>
+        <w:t xml:space="preserve"> is using computer </w:t>
+      </w:r>
+      <w:r>
+        <w:rPr>
+          <w:color w:val="000000" w:themeColor="text1"/>
+        </w:rPr>
+        <w:t>to manage</w:t>
+      </w:r>
+    </w:p>
+    <w:p>
+      <w:pPr>
+        <w:rPr>
+          <w:color w:val="000000" w:themeColor="text1"/>
+        </w:rPr>
+      </w:pPr>
+      <w:r>
+        <w:rPr>
+          <w:color w:val="000000" w:themeColor="text1"/>
+        </w:rPr>
+        <w:t>government</w:t>
+      </w:r>
+      <w:r>
+        <w:rPr>
+          <w:color w:val="000000" w:themeColor="text1"/>
+        </w:rPr>
+        <w:t xml:space="preserve"> affairs?</w:t>
+      </w:r>
+    </w:p>
+    <w:p>
+      <w:pPr>
+        <w:rPr>
+          <w:color w:val="000000" w:themeColor="text1"/>
+        </w:rPr>
+      </w:pPr>
+      <w:r>
+        <w:rPr>
+          <w:color w:val="000000" w:themeColor="text1"/>
+        </w:rPr>
+        <w:t xml:space="preserve">Q6. </w:t>
+      </w:r>
+      <w:r>
+        <w:rPr>
+          <w:color w:val="000000" w:themeColor="text1"/>
+        </w:rPr>
+        <w:t xml:space="preserve">What is the rule </w:t>
+      </w:r>
+      <w:r>
+        <w:rPr>
+          <w:color w:val="000000" w:themeColor="text1"/>
+        </w:rPr>
+        <w:t>of computer in agri</w:t>
+      </w:r>
+      <w:r>
+        <w:rPr>
+          <w:color w:val="000000" w:themeColor="text1"/>
+        </w:rPr>
+        <w:t>culture?</w:t>
+      </w:r>
+    </w:p>
+    <w:p>
+      <w:pPr>
+        <w:rPr>
+          <w:rFonts w:ascii="Maiandra GD" w:hAnsi="Maiandra GD"/>
+          <w:b/>
+          <w:bCs/>
+          <w:color w:val="000000" w:themeColor="text1"/>
+        </w:rPr>
+      </w:pPr>
+    </w:p>
+    <w:p>
+      <w:pPr>
+        <w:rPr>
+          <w:rFonts w:ascii="Maiandra GD" w:hAnsi="Maiandra GD"/>
+          <w:b/>
+          <w:bCs/>
+          <w:color w:val="000000" w:themeColor="text1"/>
+        </w:rPr>
+      </w:pPr>
+      <w:r>
+        <w:rPr>
+          <w:rFonts w:ascii="Maiandra GD" w:hAnsi="Maiandra GD"/>
+          <w:b/>
+          <w:bCs/>
+          <w:color w:val="000000" w:themeColor="text1"/>
+        </w:rPr>
+        <w:t>Long Answer Que</w:t>
+      </w:r>
+      <w:r>
+        <w:rPr>
+          <w:rFonts w:ascii="Maiandra GD" w:hAnsi="Maiandra GD"/>
+          <w:b/>
+          <w:bCs/>
+          <w:color w:val="000000" w:themeColor="text1"/>
+        </w:rPr>
+        <w:t>s</w:t>
+      </w:r>
+      <w:r>
+        <w:rPr>
+          <w:rFonts w:ascii="Maiandra GD" w:hAnsi="Maiandra GD"/>
+          <w:b/>
+          <w:bCs/>
+          <w:color w:val="000000" w:themeColor="text1"/>
+        </w:rPr>
+        <w:t>tion</w:t>
+      </w:r>
+      <w:r>
+        <w:rPr>
+          <w:rFonts w:ascii="Maiandra GD" w:hAnsi="Maiandra GD"/>
+          <w:b/>
+          <w:bCs/>
+          <w:color w:val="000000" w:themeColor="text1"/>
+        </w:rPr>
+        <w:t>s</w:t>
+      </w:r>
+      <w:r>
+        <w:rPr>
+          <w:rFonts w:ascii="Maiandra GD" w:hAnsi="Maiandra GD"/>
+          <w:b/>
+          <w:bCs/>
+          <w:color w:val="000000" w:themeColor="text1"/>
+        </w:rPr>
+        <w:t xml:space="preserve"> </w:t>
+      </w:r>
+    </w:p>
+    <w:p>
+      <w:pPr>
+        <w:rPr>
+          <w:color w:val="000000" w:themeColor="text1"/>
+        </w:rPr>
+      </w:pPr>
+      <w:r>
+        <w:rPr>
+          <w:color w:val="000000" w:themeColor="text1"/>
+        </w:rPr>
+        <w:t>Q1.</w:t>
+      </w:r>
+      <w:r>
+        <w:rPr>
+          <w:color w:val="000000" w:themeColor="text1"/>
+        </w:rPr>
+        <w:t xml:space="preserve"> Why it is nece</w:t>
+      </w:r>
+      <w:r>
+        <w:rPr>
+          <w:color w:val="000000" w:themeColor="text1"/>
+        </w:rPr>
+        <w:t>ssary to learn c</w:t>
+      </w:r>
+      <w:r>
+        <w:rPr>
+          <w:color w:val="000000" w:themeColor="text1"/>
+        </w:rPr>
+        <w:t>omputer. What is</w:t>
+      </w:r>
+      <w:r>
+        <w:rPr>
+          <w:color w:val="000000" w:themeColor="text1"/>
+        </w:rPr>
+        <w:t xml:space="preserve"> the practi</w:t>
+      </w:r>
+      <w:r>
+        <w:rPr>
+          <w:color w:val="000000" w:themeColor="text1"/>
+        </w:rPr>
+        <w:t xml:space="preserve">cal use of </w:t>
+      </w:r>
+    </w:p>
+    <w:p>
+      <w:pPr>
+        <w:rPr>
+          <w:color w:val="000000" w:themeColor="text1"/>
+        </w:rPr>
+      </w:pPr>
+      <w:r>
+        <w:rPr>
+          <w:color w:val="000000" w:themeColor="text1"/>
+        </w:rPr>
+        <w:t xml:space="preserve">Computer </w:t>
+      </w:r>
+      <w:r>
+        <w:rPr>
+          <w:color w:val="000000" w:themeColor="text1"/>
+        </w:rPr>
+        <w:t>in daily life?</w:t>
+      </w:r>
+    </w:p>
+    <w:p>
+      <w:pPr>
+        <w:rPr>
+          <w:color w:val="000000" w:themeColor="text1"/>
+        </w:rPr>
+      </w:pPr>
+    </w:p>
+    <w:p>
+      <w:pPr>
+        <w:rPr>
+          <w:color w:val="000000" w:themeColor="text1"/>
+        </w:rPr>
+      </w:pPr>
+    </w:p>
+    <w:p>
+      <w:pPr>
+        <w:rPr>
+          <w:color w:val="000000" w:themeColor="text1"/>
+        </w:rPr>
+      </w:pPr>
+      <w:r>
+        <w:rPr>
+          <w:color w:val="000000" w:themeColor="text1"/>
+        </w:rPr>
+        <w:br w:type="page"/>
+      </w:r>
+    </w:p>
+    <w:p>
+      <w:pPr>
+        <w:ind w:left="720"/>
+        <w:jc w:val="center"/>
+        <w:rPr>
+          <w:rFonts w:ascii="Century Schoolbook" w:hAnsi="Century Schoolbook"/>
+          <w:b/>
+          <w:bCs/>
+          <w:color w:val="FFFFFF" w:themeColor="background1"/>
+          <w:sz w:val="28"/>
+          <w:szCs w:val="28"/>
+        </w:rPr>
+      </w:pPr>
+      <w:r>
+        <w:rPr>
+          <w:rFonts w:ascii="Century Schoolbook" w:hAnsi="Century Schoolbook"/>
+          <w:b/>
+          <w:bCs/>
+          <w:color w:val="FFFFFF" w:themeColor="background1"/>
+          <w:sz w:val="28"/>
+          <w:szCs w:val="28"/>
+          <w:highlight w:val="black"/>
+        </w:rPr>
+        <w:lastRenderedPageBreak/>
+        <w:t>CHAPTER TEN</w:t>
+      </w:r>
+      <w:r>
+        <w:rPr>
+          <w:rFonts w:ascii="Century Schoolbook" w:hAnsi="Century Schoolbook"/>
+          <w:b/>
+          <w:bCs/>
+          <w:color w:val="FFFFFF" w:themeColor="background1"/>
+          <w:sz w:val="28"/>
+          <w:szCs w:val="28"/>
+        </w:rPr>
+        <w:t xml:space="preserve"> </w:t>
+      </w:r>
+    </w:p>
+    <w:p>
+      <w:pPr>
+        <w:jc w:val="center"/>
+        <w:rPr>
+          <w:b/>
+          <w:bCs/>
+          <w:color w:val="000000" w:themeColor="text1"/>
+          <w:sz w:val="144"/>
+          <w:szCs w:val="144"/>
+        </w:rPr>
+      </w:pPr>
+      <w:r>
+        <w:rPr>
+          <w:b/>
+          <w:bCs/>
+          <w:color w:val="000000" w:themeColor="text1"/>
+          <w:sz w:val="144"/>
+          <w:szCs w:val="144"/>
+        </w:rPr>
+        <w:t xml:space="preserve">  </w:t>
+      </w:r>
+      <w:r>
+        <w:rPr>
+          <w:b/>
+          <w:bCs/>
+          <w:color w:val="000000" w:themeColor="text1"/>
+          <w:sz w:val="144"/>
+          <w:szCs w:val="144"/>
+        </w:rPr>
+        <w:t>10</w:t>
+      </w:r>
+    </w:p>
+    <w:p>
+      <w:pPr>
+        <w:pStyle w:val="ListParagraph"/>
+        <w:numPr>
+          <w:ilvl w:val="0"/>
+          <w:numId w:val="6"/>
+        </w:numPr>
+        <w:jc w:val="center"/>
+        <w:rPr>
+          <w:rFonts w:ascii="Microsoft New Tai Lue" w:hAnsi="Microsoft New Tai Lue" w:cs="Microsoft New Tai Lue"/>
+          <w:b/>
+          <w:bCs/>
+          <w:color w:val="000000" w:themeColor="text1"/>
+          <w:sz w:val="32"/>
+          <w:szCs w:val="32"/>
+        </w:rPr>
+      </w:pPr>
+      <w:r>
+        <w:rPr>
+          <w:rFonts w:ascii="Microsoft New Tai Lue" w:hAnsi="Microsoft New Tai Lue" w:cs="Microsoft New Tai Lue"/>
+          <w:b/>
+          <w:bCs/>
+          <w:color w:val="000000" w:themeColor="text1"/>
+          <w:sz w:val="32"/>
+          <w:szCs w:val="32"/>
+        </w:rPr>
+        <w:t>COMPUTER</w:t>
+      </w:r>
+    </w:p>
+    <w:p>
+      <w:pPr>
+        <w:pStyle w:val="ListParagraph"/>
+        <w:numPr>
+          <w:ilvl w:val="0"/>
+          <w:numId w:val="6"/>
+        </w:numPr>
+        <w:jc w:val="center"/>
+        <w:rPr>
+          <w:rFonts w:ascii="Microsoft New Tai Lue" w:hAnsi="Microsoft New Tai Lue" w:cs="Microsoft New Tai Lue"/>
+          <w:b/>
+          <w:bCs/>
+          <w:color w:val="000000" w:themeColor="text1"/>
+          <w:sz w:val="32"/>
+          <w:szCs w:val="32"/>
+        </w:rPr>
+      </w:pPr>
+      <w:r>
+        <w:rPr>
+          <w:rFonts w:ascii="Microsoft New Tai Lue" w:hAnsi="Microsoft New Tai Lue" w:cs="Microsoft New Tai Lue"/>
+          <w:b/>
+          <w:bCs/>
+          <w:color w:val="000000" w:themeColor="text1"/>
+          <w:sz w:val="32"/>
+          <w:szCs w:val="32"/>
+        </w:rPr>
+        <w:t>SYSTEM</w:t>
+      </w:r>
+    </w:p>
+    <w:p>
+      <w:pPr>
+        <w:pStyle w:val="ListParagraph"/>
+        <w:numPr>
+          <w:ilvl w:val="0"/>
+          <w:numId w:val="6"/>
+        </w:numPr>
+        <w:jc w:val="center"/>
+        <w:rPr>
+          <w:rFonts w:ascii="Microsoft New Tai Lue" w:hAnsi="Microsoft New Tai Lue" w:cs="Microsoft New Tai Lue"/>
+          <w:b/>
+          <w:bCs/>
+          <w:color w:val="000000" w:themeColor="text1"/>
+          <w:sz w:val="32"/>
+          <w:szCs w:val="32"/>
+        </w:rPr>
+      </w:pPr>
+      <w:r>
+        <w:rPr>
+          <w:rFonts w:ascii="Microsoft New Tai Lue" w:hAnsi="Microsoft New Tai Lue" w:cs="Microsoft New Tai Lue"/>
+          <w:b/>
+          <w:bCs/>
+          <w:color w:val="000000" w:themeColor="text1"/>
+          <w:sz w:val="32"/>
+          <w:szCs w:val="32"/>
+        </w:rPr>
+        <w:t>APPLICATIONS</w:t>
+      </w:r>
+    </w:p>
+    <w:p>
+      <w:pPr>
+        <w:pStyle w:val="ListParagraph"/>
+        <w:numPr>
+          <w:ilvl w:val="0"/>
+          <w:numId w:val="6"/>
+        </w:numPr>
+        <w:rPr>
+          <w:rFonts w:ascii="Bahnschrift" w:eastAsia="Malgun Gothic" w:hAnsi="Bahnschrift" w:cs="Courier New"/>
+          <w:b/>
+          <w:bCs/>
+          <w:color w:val="000000" w:themeColor="text1"/>
+        </w:rPr>
+      </w:pPr>
+      <w:r>
+        <w:rPr>
+          <w:rFonts w:ascii="Bahnschrift" w:eastAsia="Malgun Gothic" w:hAnsi="Bahnschrift" w:cs="Courier New"/>
+          <w:b/>
+          <w:bCs/>
+          <w:color w:val="000000" w:themeColor="text1"/>
+        </w:rPr>
+        <w:t>OBJECTIVE:</w:t>
+      </w:r>
+    </w:p>
+    <w:p>
+      <w:pPr>
+        <w:rPr>
+          <w:color w:val="000000" w:themeColor="text1"/>
+        </w:rPr>
+      </w:pPr>
+      <w:r>
+        <w:rPr>
+          <w:color w:val="000000" w:themeColor="text1"/>
+        </w:rPr>
+        <w:t>When you have completed this chapter, you will be</w:t>
+      </w:r>
+    </w:p>
+    <w:p>
+      <w:pPr>
+        <w:rPr>
+          <w:rFonts w:ascii="Maiandra GD" w:hAnsi="Maiandra GD"/>
+          <w:b/>
+          <w:bCs/>
+          <w:color w:val="000000" w:themeColor="text1"/>
+        </w:rPr>
+      </w:pPr>
+      <w:r>
+        <w:rPr>
+          <w:rFonts w:ascii="Maiandra GD" w:hAnsi="Maiandra GD"/>
+          <w:b/>
+          <w:bCs/>
+          <w:color w:val="000000" w:themeColor="text1"/>
+        </w:rPr>
+        <w:t xml:space="preserve">Short Answer Question </w:t>
+      </w:r>
+    </w:p>
+    <w:p>
+      <w:pPr>
+        <w:rPr>
+          <w:color w:val="000000" w:themeColor="text1"/>
+        </w:rPr>
+      </w:pPr>
+      <w:r>
+        <w:rPr>
+          <w:color w:val="000000" w:themeColor="text1"/>
+        </w:rPr>
+        <w:t>Q1. Wye it is necessary to learn computer.</w:t>
+      </w:r>
+    </w:p>
+    <w:p>
+      <w:pPr>
+        <w:rPr>
+          <w:color w:val="000000" w:themeColor="text1"/>
+        </w:rPr>
+      </w:pPr>
+      <w:r>
+        <w:rPr>
+          <w:color w:val="000000" w:themeColor="text1"/>
+        </w:rPr>
+        <w:t>Q2. What are the areas in general life where computer systems are used?</w:t>
+      </w:r>
+    </w:p>
+    <w:p>
+      <w:pPr>
+        <w:rPr>
+          <w:color w:val="000000" w:themeColor="text1"/>
+        </w:rPr>
+      </w:pPr>
+      <w:r>
+        <w:rPr>
+          <w:color w:val="000000" w:themeColor="text1"/>
+        </w:rPr>
+        <w:t xml:space="preserve">Q3. How computer can </w:t>
+      </w:r>
       <w:proofErr w:type="spellStart"/>
       <w:r>
-        <w:t>Chandr</w:t>
+        <w:rPr>
+          <w:color w:val="000000" w:themeColor="text1"/>
+        </w:rPr>
+        <w:t>b</w:t>
       </w:r>
       <w:proofErr w:type="spellEnd"/>
       <w:r>
-        <w:t xml:space="preserve"> </w:t>
-      </w:r>
-      <w:proofErr w:type="spellStart"/>
-      <w:r>
-        <w:t>bhan</w:t>
-      </w:r>
-      <w:proofErr w:type="spellEnd"/>
-      <w:r>
-        <w:t xml:space="preserve"> </w:t>
-      </w:r>
-      <w:r>
-        <w:t xml:space="preserve">Yadav </w:t>
-      </w:r>
+        <w:rPr>
+          <w:color w:val="000000" w:themeColor="text1"/>
+        </w:rPr>
+        <w:t xml:space="preserve"> used for personal productivity?</w:t>
+      </w:r>
+    </w:p>
+    <w:p>
+      <w:pPr>
+        <w:rPr>
+          <w:color w:val="000000" w:themeColor="text1"/>
+        </w:rPr>
+      </w:pPr>
+      <w:r>
+        <w:rPr>
+          <w:color w:val="000000" w:themeColor="text1"/>
+        </w:rPr>
+        <w:t>Q4.  How computer is helpful in the field of art and graphics</w:t>
+      </w:r>
+    </w:p>
+    <w:p>
+      <w:pPr>
+        <w:rPr>
+          <w:color w:val="000000" w:themeColor="text1"/>
+        </w:rPr>
+      </w:pPr>
+      <w:r>
+        <w:rPr>
+          <w:color w:val="000000" w:themeColor="text1"/>
+        </w:rPr>
+        <w:t>Q5. How government of a country is using computer to manage</w:t>
+      </w:r>
+    </w:p>
+    <w:p>
+      <w:pPr>
+        <w:rPr>
+          <w:color w:val="000000" w:themeColor="text1"/>
+        </w:rPr>
+      </w:pPr>
+      <w:r>
+        <w:rPr>
+          <w:color w:val="000000" w:themeColor="text1"/>
+        </w:rPr>
+        <w:t>government affairs?</w:t>
+      </w:r>
+    </w:p>
+    <w:p>
+      <w:pPr>
+        <w:rPr>
+          <w:color w:val="000000" w:themeColor="text1"/>
+        </w:rPr>
+      </w:pPr>
+      <w:r>
+        <w:rPr>
+          <w:color w:val="000000" w:themeColor="text1"/>
+        </w:rPr>
+        <w:t>Q6. What is the rule of computer in agriculture?</w:t>
+      </w:r>
+    </w:p>
+    <w:p>
+      <w:pPr>
+        <w:rPr>
+          <w:rFonts w:ascii="Maiandra GD" w:hAnsi="Maiandra GD"/>
+          <w:b/>
+          <w:bCs/>
+          <w:color w:val="000000" w:themeColor="text1"/>
+        </w:rPr>
+      </w:pPr>
+    </w:p>
+    <w:p>
+      <w:pPr>
+        <w:rPr>
+          <w:rFonts w:ascii="Maiandra GD" w:hAnsi="Maiandra GD"/>
+          <w:b/>
+          <w:bCs/>
+          <w:color w:val="000000" w:themeColor="text1"/>
+        </w:rPr>
+      </w:pPr>
+      <w:r>
+        <w:rPr>
+          <w:rFonts w:ascii="Maiandra GD" w:hAnsi="Maiandra GD"/>
+          <w:b/>
+          <w:bCs/>
+          <w:color w:val="000000" w:themeColor="text1"/>
+        </w:rPr>
+        <w:t xml:space="preserve">Long Answer Questions </w:t>
+      </w:r>
+    </w:p>
+    <w:p>
+      <w:pPr>
+        <w:rPr>
+          <w:color w:val="000000" w:themeColor="text1"/>
+        </w:rPr>
+      </w:pPr>
+      <w:r>
+        <w:rPr>
+          <w:color w:val="000000" w:themeColor="text1"/>
+        </w:rPr>
+        <w:t xml:space="preserve">Q1. Why it is necessary to learn computer. What is the practical use of </w:t>
+      </w:r>
+    </w:p>
+    <w:p>
+      <w:pPr>
+        <w:rPr>
+          <w:color w:val="000000" w:themeColor="text1"/>
+        </w:rPr>
+      </w:pPr>
+      <w:r>
+        <w:rPr>
+          <w:color w:val="000000" w:themeColor="text1"/>
+        </w:rPr>
+        <w:t>Computer in daily life?</w:t>
+      </w:r>
+    </w:p>
+    <w:p>
+      <w:pPr>
+        <w:rPr>
+          <w:color w:val="000000" w:themeColor="text1"/>
+        </w:rPr>
+      </w:pPr>
     </w:p>
     <w:sectPr>
       <w:pgSz w:w="12240" w:h="15840"/>
@@ -31,6 +1158,680 @@
     </w:sectPr>
   </w:body>
 </w:document>
+</file>
+
+<file path=word/numbering.xml><?xml version="1.0" encoding="utf-8"?>
+<w:numbering xmlns:wpc="http://schemas.microsoft.com/office/word/2010/wordprocessingCanvas" xmlns:cx="http://schemas.microsoft.com/office/drawing/2014/chartex" xmlns:cx1="http://schemas.microsoft.com/office/drawing/2015/9/8/chartex" xmlns:cx2="http://schemas.microsoft.com/office/drawing/2015/10/21/chartex" xmlns:cx3="http://schemas.microsoft.com/office/drawing/2016/5/9/chartex" xmlns:cx4="http://schemas.microsoft.com/office/drawing/2016/5/10/chartex" xmlns:cx5="http://schemas.microsoft.com/office/drawing/2016/5/11/chartex" xmlns:cx6="http://schemas.microsoft.com/office/drawing/2016/5/12/chartex" xmlns:cx7="http://schemas.microsoft.com/office/drawing/2016/5/13/chartex" xmlns:cx8="http://schemas.microsoft.com/office/drawing/2016/5/14/chartex" xmlns:mc="http://schemas.openxmlformats.org/markup-compatibility/2006" xmlns:aink="http://schemas.microsoft.com/office/drawing/2016/ink" xmlns:am3d="http://schemas.microsoft.com/office/drawing/2017/model3d" xmlns:o="urn:schemas-microsoft-com:office:office" xmlns:oel="http://schemas.microsoft.com/office/2019/extlst" xmlns:r="http://schemas.openxmlformats.org/officeDocument/2006/relationships" xmlns:m="http://schemas.openxmlformats.org/officeDocument/2006/math" xmlns:v="urn:schemas-microsoft-com:vml" xmlns:wp14="http://schemas.microsoft.com/office/word/2010/wordprocessingDrawing" xmlns:wp="http://schemas.openxmlformats.org/drawingml/2006/wordprocessingDrawing" xmlns:w10="urn:schemas-microsoft-com:office:word" xmlns:w="http://schemas.openxmlformats.org/wordprocessingml/2006/main" xmlns:w14="http://schemas.microsoft.com/office/word/2010/wordml" xmlns:w15="http://schemas.microsoft.com/office/word/2012/wordml" xmlns:w16cei="http://schemas.microsoft.com/office/word/2026/wordml/cei" xmlns:w16cex="http://schemas.microsoft.com/office/word/2018/wordml/cex" xmlns:w16cid="http://schemas.microsoft.com/office/word/2016/wordml/cid" xmlns:w16="http://schemas.microsoft.com/office/word/2018/wordml" xmlns:w16du="http://schemas.microsoft.com/office/word/2023/wordml/word16du" xmlns:w16sdtdh="http://schemas.microsoft.com/office/word/2020/wordml/sdtdatahash" xmlns:w16sdtfl="http://schemas.microsoft.com/office/word/2024/wordml/sdtformatlock" xmlns:w16se="http://schemas.microsoft.com/office/word/2015/wordml/symex" xmlns:wpg="http://schemas.microsoft.com/office/word/2010/wordprocessingGroup" xmlns:wpi="http://schemas.microsoft.com/office/word/2010/wordprocessingInk" xmlns:wne="http://schemas.microsoft.com/office/word/2006/wordml" xmlns:wps="http://schemas.microsoft.com/office/word/2010/wordprocessingShape" mc:Ignorable="w14 w15 w16se w16cid w16 w16cex w16sdtdh w16sdtfl w16du wp14">
+  <w:abstractNum w:abstractNumId="0" w15:restartNumberingAfterBreak="0">
+    <w:nsid w:val="0D3B4F69"/>
+    <w:multiLevelType w:val="hybridMultilevel"/>
+    <w:tmpl w:val="6CCE826A"/>
+    <w:lvl w:ilvl="0" w:tplc="04090001">
+      <w:start w:val="1"/>
+      <w:numFmt w:val="bullet"/>
+      <w:lvlText w:val=""/>
+      <w:lvlJc w:val="left"/>
+      <w:pPr>
+        <w:ind w:left="720" w:hanging="360"/>
+      </w:pPr>
+      <w:rPr>
+        <w:rFonts w:ascii="Symbol" w:hAnsi="Symbol" w:hint="default"/>
+      </w:rPr>
+    </w:lvl>
+    <w:lvl w:ilvl="1" w:tplc="04090003" w:tentative="1">
+      <w:start w:val="1"/>
+      <w:numFmt w:val="bullet"/>
+      <w:lvlText w:val="o"/>
+      <w:lvlJc w:val="left"/>
+      <w:pPr>
+        <w:ind w:left="1440" w:hanging="360"/>
+      </w:pPr>
+      <w:rPr>
+        <w:rFonts w:ascii="Courier New" w:hAnsi="Courier New" w:cs="Courier New" w:hint="default"/>
+      </w:rPr>
+    </w:lvl>
+    <w:lvl w:ilvl="2" w:tplc="04090005" w:tentative="1">
+      <w:start w:val="1"/>
+      <w:numFmt w:val="bullet"/>
+      <w:lvlText w:val=""/>
+      <w:lvlJc w:val="left"/>
+      <w:pPr>
+        <w:ind w:left="2160" w:hanging="360"/>
+      </w:pPr>
+      <w:rPr>
+        <w:rFonts w:ascii="Wingdings" w:hAnsi="Wingdings" w:hint="default"/>
+      </w:rPr>
+    </w:lvl>
+    <w:lvl w:ilvl="3" w:tplc="04090001" w:tentative="1">
+      <w:start w:val="1"/>
+      <w:numFmt w:val="bullet"/>
+      <w:lvlText w:val=""/>
+      <w:lvlJc w:val="left"/>
+      <w:pPr>
+        <w:ind w:left="2880" w:hanging="360"/>
+      </w:pPr>
+      <w:rPr>
+        <w:rFonts w:ascii="Symbol" w:hAnsi="Symbol" w:hint="default"/>
+      </w:rPr>
+    </w:lvl>
+    <w:lvl w:ilvl="4" w:tplc="04090003" w:tentative="1">
+      <w:start w:val="1"/>
+      <w:numFmt w:val="bullet"/>
+      <w:lvlText w:val="o"/>
+      <w:lvlJc w:val="left"/>
+      <w:pPr>
+        <w:ind w:left="3600" w:hanging="360"/>
+      </w:pPr>
+      <w:rPr>
+        <w:rFonts w:ascii="Courier New" w:hAnsi="Courier New" w:cs="Courier New" w:hint="default"/>
+      </w:rPr>
+    </w:lvl>
+    <w:lvl w:ilvl="5" w:tplc="04090005" w:tentative="1">
+      <w:start w:val="1"/>
+      <w:numFmt w:val="bullet"/>
+      <w:lvlText w:val=""/>
+      <w:lvlJc w:val="left"/>
+      <w:pPr>
+        <w:ind w:left="4320" w:hanging="360"/>
+      </w:pPr>
+      <w:rPr>
+        <w:rFonts w:ascii="Wingdings" w:hAnsi="Wingdings" w:hint="default"/>
+      </w:rPr>
+    </w:lvl>
+    <w:lvl w:ilvl="6" w:tplc="04090001" w:tentative="1">
+      <w:start w:val="1"/>
+      <w:numFmt w:val="bullet"/>
+      <w:lvlText w:val=""/>
+      <w:lvlJc w:val="left"/>
+      <w:pPr>
+        <w:ind w:left="5040" w:hanging="360"/>
+      </w:pPr>
+      <w:rPr>
+        <w:rFonts w:ascii="Symbol" w:hAnsi="Symbol" w:hint="default"/>
+      </w:rPr>
+    </w:lvl>
+    <w:lvl w:ilvl="7" w:tplc="04090003" w:tentative="1">
+      <w:start w:val="1"/>
+      <w:numFmt w:val="bullet"/>
+      <w:lvlText w:val="o"/>
+      <w:lvlJc w:val="left"/>
+      <w:pPr>
+        <w:ind w:left="5760" w:hanging="360"/>
+      </w:pPr>
+      <w:rPr>
+        <w:rFonts w:ascii="Courier New" w:hAnsi="Courier New" w:cs="Courier New" w:hint="default"/>
+      </w:rPr>
+    </w:lvl>
+    <w:lvl w:ilvl="8" w:tplc="04090005" w:tentative="1">
+      <w:start w:val="1"/>
+      <w:numFmt w:val="bullet"/>
+      <w:lvlText w:val=""/>
+      <w:lvlJc w:val="left"/>
+      <w:pPr>
+        <w:ind w:left="6480" w:hanging="360"/>
+      </w:pPr>
+      <w:rPr>
+        <w:rFonts w:ascii="Wingdings" w:hAnsi="Wingdings" w:hint="default"/>
+      </w:rPr>
+    </w:lvl>
+  </w:abstractNum>
+  <w:abstractNum w:abstractNumId="1" w15:restartNumberingAfterBreak="0">
+    <w:nsid w:val="174C0228"/>
+    <w:multiLevelType w:val="hybridMultilevel"/>
+    <w:tmpl w:val="B358DBF2"/>
+    <w:lvl w:ilvl="0" w:tplc="04090001">
+      <w:start w:val="1"/>
+      <w:numFmt w:val="bullet"/>
+      <w:lvlText w:val=""/>
+      <w:lvlJc w:val="left"/>
+      <w:pPr>
+        <w:ind w:left="720" w:hanging="360"/>
+      </w:pPr>
+      <w:rPr>
+        <w:rFonts w:ascii="Symbol" w:hAnsi="Symbol" w:hint="default"/>
+      </w:rPr>
+    </w:lvl>
+    <w:lvl w:ilvl="1" w:tplc="04090003" w:tentative="1">
+      <w:start w:val="1"/>
+      <w:numFmt w:val="bullet"/>
+      <w:lvlText w:val="o"/>
+      <w:lvlJc w:val="left"/>
+      <w:pPr>
+        <w:ind w:left="1440" w:hanging="360"/>
+      </w:pPr>
+      <w:rPr>
+        <w:rFonts w:ascii="Courier New" w:hAnsi="Courier New" w:cs="Courier New" w:hint="default"/>
+      </w:rPr>
+    </w:lvl>
+    <w:lvl w:ilvl="2" w:tplc="04090005" w:tentative="1">
+      <w:start w:val="1"/>
+      <w:numFmt w:val="bullet"/>
+      <w:lvlText w:val=""/>
+      <w:lvlJc w:val="left"/>
+      <w:pPr>
+        <w:ind w:left="2160" w:hanging="360"/>
+      </w:pPr>
+      <w:rPr>
+        <w:rFonts w:ascii="Wingdings" w:hAnsi="Wingdings" w:hint="default"/>
+      </w:rPr>
+    </w:lvl>
+    <w:lvl w:ilvl="3" w:tplc="04090001" w:tentative="1">
+      <w:start w:val="1"/>
+      <w:numFmt w:val="bullet"/>
+      <w:lvlText w:val=""/>
+      <w:lvlJc w:val="left"/>
+      <w:pPr>
+        <w:ind w:left="2880" w:hanging="360"/>
+      </w:pPr>
+      <w:rPr>
+        <w:rFonts w:ascii="Symbol" w:hAnsi="Symbol" w:hint="default"/>
+      </w:rPr>
+    </w:lvl>
+    <w:lvl w:ilvl="4" w:tplc="04090003" w:tentative="1">
+      <w:start w:val="1"/>
+      <w:numFmt w:val="bullet"/>
+      <w:lvlText w:val="o"/>
+      <w:lvlJc w:val="left"/>
+      <w:pPr>
+        <w:ind w:left="3600" w:hanging="360"/>
+      </w:pPr>
+      <w:rPr>
+        <w:rFonts w:ascii="Courier New" w:hAnsi="Courier New" w:cs="Courier New" w:hint="default"/>
+      </w:rPr>
+    </w:lvl>
+    <w:lvl w:ilvl="5" w:tplc="04090005" w:tentative="1">
+      <w:start w:val="1"/>
+      <w:numFmt w:val="bullet"/>
+      <w:lvlText w:val=""/>
+      <w:lvlJc w:val="left"/>
+      <w:pPr>
+        <w:ind w:left="4320" w:hanging="360"/>
+      </w:pPr>
+      <w:rPr>
+        <w:rFonts w:ascii="Wingdings" w:hAnsi="Wingdings" w:hint="default"/>
+      </w:rPr>
+    </w:lvl>
+    <w:lvl w:ilvl="6" w:tplc="04090001" w:tentative="1">
+      <w:start w:val="1"/>
+      <w:numFmt w:val="bullet"/>
+      <w:lvlText w:val=""/>
+      <w:lvlJc w:val="left"/>
+      <w:pPr>
+        <w:ind w:left="5040" w:hanging="360"/>
+      </w:pPr>
+      <w:rPr>
+        <w:rFonts w:ascii="Symbol" w:hAnsi="Symbol" w:hint="default"/>
+      </w:rPr>
+    </w:lvl>
+    <w:lvl w:ilvl="7" w:tplc="04090003" w:tentative="1">
+      <w:start w:val="1"/>
+      <w:numFmt w:val="bullet"/>
+      <w:lvlText w:val="o"/>
+      <w:lvlJc w:val="left"/>
+      <w:pPr>
+        <w:ind w:left="5760" w:hanging="360"/>
+      </w:pPr>
+      <w:rPr>
+        <w:rFonts w:ascii="Courier New" w:hAnsi="Courier New" w:cs="Courier New" w:hint="default"/>
+      </w:rPr>
+    </w:lvl>
+    <w:lvl w:ilvl="8" w:tplc="04090005" w:tentative="1">
+      <w:start w:val="1"/>
+      <w:numFmt w:val="bullet"/>
+      <w:lvlText w:val=""/>
+      <w:lvlJc w:val="left"/>
+      <w:pPr>
+        <w:ind w:left="6480" w:hanging="360"/>
+      </w:pPr>
+      <w:rPr>
+        <w:rFonts w:ascii="Wingdings" w:hAnsi="Wingdings" w:hint="default"/>
+      </w:rPr>
+    </w:lvl>
+  </w:abstractNum>
+  <w:abstractNum w:abstractNumId="2" w15:restartNumberingAfterBreak="0">
+    <w:nsid w:val="2AF82E3D"/>
+    <w:multiLevelType w:val="hybridMultilevel"/>
+    <w:tmpl w:val="17A8D7C2"/>
+    <w:lvl w:ilvl="0" w:tplc="0409000F">
+      <w:start w:val="1"/>
+      <w:numFmt w:val="decimal"/>
+      <w:lvlText w:val="%1."/>
+      <w:lvlJc w:val="left"/>
+      <w:pPr>
+        <w:ind w:left="720" w:hanging="360"/>
+      </w:pPr>
+    </w:lvl>
+    <w:lvl w:ilvl="1" w:tplc="04090019" w:tentative="1">
+      <w:start w:val="1"/>
+      <w:numFmt w:val="lowerLetter"/>
+      <w:lvlText w:val="%2."/>
+      <w:lvlJc w:val="left"/>
+      <w:pPr>
+        <w:ind w:left="1440" w:hanging="360"/>
+      </w:pPr>
+    </w:lvl>
+    <w:lvl w:ilvl="2" w:tplc="0409001B" w:tentative="1">
+      <w:start w:val="1"/>
+      <w:numFmt w:val="lowerRoman"/>
+      <w:lvlText w:val="%3."/>
+      <w:lvlJc w:val="right"/>
+      <w:pPr>
+        <w:ind w:left="2160" w:hanging="180"/>
+      </w:pPr>
+    </w:lvl>
+    <w:lvl w:ilvl="3" w:tplc="0409000F" w:tentative="1">
+      <w:start w:val="1"/>
+      <w:numFmt w:val="decimal"/>
+      <w:lvlText w:val="%4."/>
+      <w:lvlJc w:val="left"/>
+      <w:pPr>
+        <w:ind w:left="2880" w:hanging="360"/>
+      </w:pPr>
+    </w:lvl>
+    <w:lvl w:ilvl="4" w:tplc="04090019" w:tentative="1">
+      <w:start w:val="1"/>
+      <w:numFmt w:val="lowerLetter"/>
+      <w:lvlText w:val="%5."/>
+      <w:lvlJc w:val="left"/>
+      <w:pPr>
+        <w:ind w:left="3600" w:hanging="360"/>
+      </w:pPr>
+    </w:lvl>
+    <w:lvl w:ilvl="5" w:tplc="0409001B" w:tentative="1">
+      <w:start w:val="1"/>
+      <w:numFmt w:val="lowerRoman"/>
+      <w:lvlText w:val="%6."/>
+      <w:lvlJc w:val="right"/>
+      <w:pPr>
+        <w:ind w:left="4320" w:hanging="180"/>
+      </w:pPr>
+    </w:lvl>
+    <w:lvl w:ilvl="6" w:tplc="0409000F" w:tentative="1">
+      <w:start w:val="1"/>
+      <w:numFmt w:val="decimal"/>
+      <w:lvlText w:val="%7."/>
+      <w:lvlJc w:val="left"/>
+      <w:pPr>
+        <w:ind w:left="5040" w:hanging="360"/>
+      </w:pPr>
+    </w:lvl>
+    <w:lvl w:ilvl="7" w:tplc="04090019" w:tentative="1">
+      <w:start w:val="1"/>
+      <w:numFmt w:val="lowerLetter"/>
+      <w:lvlText w:val="%8."/>
+      <w:lvlJc w:val="left"/>
+      <w:pPr>
+        <w:ind w:left="5760" w:hanging="360"/>
+      </w:pPr>
+    </w:lvl>
+    <w:lvl w:ilvl="8" w:tplc="0409001B" w:tentative="1">
+      <w:start w:val="1"/>
+      <w:numFmt w:val="lowerRoman"/>
+      <w:lvlText w:val="%9."/>
+      <w:lvlJc w:val="right"/>
+      <w:pPr>
+        <w:ind w:left="6480" w:hanging="180"/>
+      </w:pPr>
+    </w:lvl>
+  </w:abstractNum>
+  <w:abstractNum w:abstractNumId="3" w15:restartNumberingAfterBreak="0">
+    <w:nsid w:val="447B714F"/>
+    <w:multiLevelType w:val="hybridMultilevel"/>
+    <w:tmpl w:val="66A43250"/>
+    <w:lvl w:ilvl="0" w:tplc="04090001">
+      <w:start w:val="1"/>
+      <w:numFmt w:val="bullet"/>
+      <w:lvlText w:val=""/>
+      <w:lvlJc w:val="left"/>
+      <w:pPr>
+        <w:ind w:left="720" w:hanging="360"/>
+      </w:pPr>
+      <w:rPr>
+        <w:rFonts w:ascii="Symbol" w:hAnsi="Symbol" w:hint="default"/>
+      </w:rPr>
+    </w:lvl>
+    <w:lvl w:ilvl="1" w:tplc="04090003" w:tentative="1">
+      <w:start w:val="1"/>
+      <w:numFmt w:val="bullet"/>
+      <w:lvlText w:val="o"/>
+      <w:lvlJc w:val="left"/>
+      <w:pPr>
+        <w:ind w:left="1440" w:hanging="360"/>
+      </w:pPr>
+      <w:rPr>
+        <w:rFonts w:ascii="Courier New" w:hAnsi="Courier New" w:cs="Courier New" w:hint="default"/>
+      </w:rPr>
+    </w:lvl>
+    <w:lvl w:ilvl="2" w:tplc="04090005" w:tentative="1">
+      <w:start w:val="1"/>
+      <w:numFmt w:val="bullet"/>
+      <w:lvlText w:val=""/>
+      <w:lvlJc w:val="left"/>
+      <w:pPr>
+        <w:ind w:left="2160" w:hanging="360"/>
+      </w:pPr>
+      <w:rPr>
+        <w:rFonts w:ascii="Wingdings" w:hAnsi="Wingdings" w:hint="default"/>
+      </w:rPr>
+    </w:lvl>
+    <w:lvl w:ilvl="3" w:tplc="04090001" w:tentative="1">
+      <w:start w:val="1"/>
+      <w:numFmt w:val="bullet"/>
+      <w:lvlText w:val=""/>
+      <w:lvlJc w:val="left"/>
+      <w:pPr>
+        <w:ind w:left="2880" w:hanging="360"/>
+      </w:pPr>
+      <w:rPr>
+        <w:rFonts w:ascii="Symbol" w:hAnsi="Symbol" w:hint="default"/>
+      </w:rPr>
+    </w:lvl>
+    <w:lvl w:ilvl="4" w:tplc="04090003" w:tentative="1">
+      <w:start w:val="1"/>
+      <w:numFmt w:val="bullet"/>
+      <w:lvlText w:val="o"/>
+      <w:lvlJc w:val="left"/>
+      <w:pPr>
+        <w:ind w:left="3600" w:hanging="360"/>
+      </w:pPr>
+      <w:rPr>
+        <w:rFonts w:ascii="Courier New" w:hAnsi="Courier New" w:cs="Courier New" w:hint="default"/>
+      </w:rPr>
+    </w:lvl>
+    <w:lvl w:ilvl="5" w:tplc="04090005" w:tentative="1">
+      <w:start w:val="1"/>
+      <w:numFmt w:val="bullet"/>
+      <w:lvlText w:val=""/>
+      <w:lvlJc w:val="left"/>
+      <w:pPr>
+        <w:ind w:left="4320" w:hanging="360"/>
+      </w:pPr>
+      <w:rPr>
+        <w:rFonts w:ascii="Wingdings" w:hAnsi="Wingdings" w:hint="default"/>
+      </w:rPr>
+    </w:lvl>
+    <w:lvl w:ilvl="6" w:tplc="04090001" w:tentative="1">
+      <w:start w:val="1"/>
+      <w:numFmt w:val="bullet"/>
+      <w:lvlText w:val=""/>
+      <w:lvlJc w:val="left"/>
+      <w:pPr>
+        <w:ind w:left="5040" w:hanging="360"/>
+      </w:pPr>
+      <w:rPr>
+        <w:rFonts w:ascii="Symbol" w:hAnsi="Symbol" w:hint="default"/>
+      </w:rPr>
+    </w:lvl>
+    <w:lvl w:ilvl="7" w:tplc="04090003" w:tentative="1">
+      <w:start w:val="1"/>
+      <w:numFmt w:val="bullet"/>
+      <w:lvlText w:val="o"/>
+      <w:lvlJc w:val="left"/>
+      <w:pPr>
+        <w:ind w:left="5760" w:hanging="360"/>
+      </w:pPr>
+      <w:rPr>
+        <w:rFonts w:ascii="Courier New" w:hAnsi="Courier New" w:cs="Courier New" w:hint="default"/>
+      </w:rPr>
+    </w:lvl>
+    <w:lvl w:ilvl="8" w:tplc="04090005" w:tentative="1">
+      <w:start w:val="1"/>
+      <w:numFmt w:val="bullet"/>
+      <w:lvlText w:val=""/>
+      <w:lvlJc w:val="left"/>
+      <w:pPr>
+        <w:ind w:left="6480" w:hanging="360"/>
+      </w:pPr>
+      <w:rPr>
+        <w:rFonts w:ascii="Wingdings" w:hAnsi="Wingdings" w:hint="default"/>
+      </w:rPr>
+    </w:lvl>
+  </w:abstractNum>
+  <w:abstractNum w:abstractNumId="4" w15:restartNumberingAfterBreak="0">
+    <w:nsid w:val="44AE0CAC"/>
+    <w:multiLevelType w:val="hybridMultilevel"/>
+    <w:tmpl w:val="80108BCE"/>
+    <w:lvl w:ilvl="0" w:tplc="04090001">
+      <w:start w:val="1"/>
+      <w:numFmt w:val="bullet"/>
+      <w:lvlText w:val=""/>
+      <w:lvlJc w:val="left"/>
+      <w:pPr>
+        <w:ind w:left="720" w:hanging="360"/>
+      </w:pPr>
+      <w:rPr>
+        <w:rFonts w:ascii="Symbol" w:hAnsi="Symbol" w:hint="default"/>
+      </w:rPr>
+    </w:lvl>
+    <w:lvl w:ilvl="1" w:tplc="04090003" w:tentative="1">
+      <w:start w:val="1"/>
+      <w:numFmt w:val="bullet"/>
+      <w:lvlText w:val="o"/>
+      <w:lvlJc w:val="left"/>
+      <w:pPr>
+        <w:ind w:left="1440" w:hanging="360"/>
+      </w:pPr>
+      <w:rPr>
+        <w:rFonts w:ascii="Courier New" w:hAnsi="Courier New" w:cs="Courier New" w:hint="default"/>
+      </w:rPr>
+    </w:lvl>
+    <w:lvl w:ilvl="2" w:tplc="04090005">
+      <w:start w:val="1"/>
+      <w:numFmt w:val="bullet"/>
+      <w:lvlText w:val=""/>
+      <w:lvlJc w:val="left"/>
+      <w:pPr>
+        <w:ind w:left="2160" w:hanging="360"/>
+      </w:pPr>
+      <w:rPr>
+        <w:rFonts w:ascii="Wingdings" w:hAnsi="Wingdings" w:hint="default"/>
+      </w:rPr>
+    </w:lvl>
+    <w:lvl w:ilvl="3" w:tplc="04090001" w:tentative="1">
+      <w:start w:val="1"/>
+      <w:numFmt w:val="bullet"/>
+      <w:lvlText w:val=""/>
+      <w:lvlJc w:val="left"/>
+      <w:pPr>
+        <w:ind w:left="2880" w:hanging="360"/>
+      </w:pPr>
+      <w:rPr>
+        <w:rFonts w:ascii="Symbol" w:hAnsi="Symbol" w:hint="default"/>
+      </w:rPr>
+    </w:lvl>
+    <w:lvl w:ilvl="4" w:tplc="04090003" w:tentative="1">
+      <w:start w:val="1"/>
+      <w:numFmt w:val="bullet"/>
+      <w:lvlText w:val="o"/>
+      <w:lvlJc w:val="left"/>
+      <w:pPr>
+        <w:ind w:left="3600" w:hanging="360"/>
+      </w:pPr>
+      <w:rPr>
+        <w:rFonts w:ascii="Courier New" w:hAnsi="Courier New" w:cs="Courier New" w:hint="default"/>
+      </w:rPr>
+    </w:lvl>
+    <w:lvl w:ilvl="5" w:tplc="04090005">
+      <w:start w:val="1"/>
+      <w:numFmt w:val="bullet"/>
+      <w:lvlText w:val=""/>
+      <w:lvlJc w:val="left"/>
+      <w:pPr>
+        <w:ind w:left="4320" w:hanging="360"/>
+      </w:pPr>
+      <w:rPr>
+        <w:rFonts w:ascii="Wingdings" w:hAnsi="Wingdings" w:hint="default"/>
+      </w:rPr>
+    </w:lvl>
+    <w:lvl w:ilvl="6" w:tplc="04090001" w:tentative="1">
+      <w:start w:val="1"/>
+      <w:numFmt w:val="bullet"/>
+      <w:lvlText w:val=""/>
+      <w:lvlJc w:val="left"/>
+      <w:pPr>
+        <w:ind w:left="5040" w:hanging="360"/>
+      </w:pPr>
+      <w:rPr>
+        <w:rFonts w:ascii="Symbol" w:hAnsi="Symbol" w:hint="default"/>
+      </w:rPr>
+    </w:lvl>
+    <w:lvl w:ilvl="7" w:tplc="04090003" w:tentative="1">
+      <w:start w:val="1"/>
+      <w:numFmt w:val="bullet"/>
+      <w:lvlText w:val="o"/>
+      <w:lvlJc w:val="left"/>
+      <w:pPr>
+        <w:ind w:left="5760" w:hanging="360"/>
+      </w:pPr>
+      <w:rPr>
+        <w:rFonts w:ascii="Courier New" w:hAnsi="Courier New" w:cs="Courier New" w:hint="default"/>
+      </w:rPr>
+    </w:lvl>
+    <w:lvl w:ilvl="8" w:tplc="04090005" w:tentative="1">
+      <w:start w:val="1"/>
+      <w:numFmt w:val="bullet"/>
+      <w:lvlText w:val=""/>
+      <w:lvlJc w:val="left"/>
+      <w:pPr>
+        <w:ind w:left="6480" w:hanging="360"/>
+      </w:pPr>
+      <w:rPr>
+        <w:rFonts w:ascii="Wingdings" w:hAnsi="Wingdings" w:hint="default"/>
+      </w:rPr>
+    </w:lvl>
+  </w:abstractNum>
+  <w:abstractNum w:abstractNumId="5" w15:restartNumberingAfterBreak="0">
+    <w:nsid w:val="577F7656"/>
+    <w:multiLevelType w:val="hybridMultilevel"/>
+    <w:tmpl w:val="BE9856BC"/>
+    <w:lvl w:ilvl="0" w:tplc="0409000F">
+      <w:start w:val="1"/>
+      <w:numFmt w:val="decimal"/>
+      <w:lvlText w:val="%1."/>
+      <w:lvlJc w:val="left"/>
+      <w:pPr>
+        <w:ind w:left="720" w:hanging="360"/>
+      </w:pPr>
+      <w:rPr>
+        <w:rFonts w:hint="default"/>
+      </w:rPr>
+    </w:lvl>
+    <w:lvl w:ilvl="1" w:tplc="FFFFFFFF" w:tentative="1">
+      <w:start w:val="1"/>
+      <w:numFmt w:val="bullet"/>
+      <w:lvlText w:val="o"/>
+      <w:lvlJc w:val="left"/>
+      <w:pPr>
+        <w:ind w:left="1440" w:hanging="360"/>
+      </w:pPr>
+      <w:rPr>
+        <w:rFonts w:ascii="Courier New" w:hAnsi="Courier New" w:cs="Courier New" w:hint="default"/>
+      </w:rPr>
+    </w:lvl>
+    <w:lvl w:ilvl="2" w:tplc="FFFFFFFF" w:tentative="1">
+      <w:start w:val="1"/>
+      <w:numFmt w:val="bullet"/>
+      <w:lvlText w:val=""/>
+      <w:lvlJc w:val="left"/>
+      <w:pPr>
+        <w:ind w:left="2160" w:hanging="360"/>
+      </w:pPr>
+      <w:rPr>
+        <w:rFonts w:ascii="Wingdings" w:hAnsi="Wingdings" w:hint="default"/>
+      </w:rPr>
+    </w:lvl>
+    <w:lvl w:ilvl="3" w:tplc="FFFFFFFF" w:tentative="1">
+      <w:start w:val="1"/>
+      <w:numFmt w:val="bullet"/>
+      <w:lvlText w:val=""/>
+      <w:lvlJc w:val="left"/>
+      <w:pPr>
+        <w:ind w:left="2880" w:hanging="360"/>
+      </w:pPr>
+      <w:rPr>
+        <w:rFonts w:ascii="Symbol" w:hAnsi="Symbol" w:hint="default"/>
+      </w:rPr>
+    </w:lvl>
+    <w:lvl w:ilvl="4" w:tplc="FFFFFFFF" w:tentative="1">
+      <w:start w:val="1"/>
+      <w:numFmt w:val="bullet"/>
+      <w:lvlText w:val="o"/>
+      <w:lvlJc w:val="left"/>
+      <w:pPr>
+        <w:ind w:left="3600" w:hanging="360"/>
+      </w:pPr>
+      <w:rPr>
+        <w:rFonts w:ascii="Courier New" w:hAnsi="Courier New" w:cs="Courier New" w:hint="default"/>
+      </w:rPr>
+    </w:lvl>
+    <w:lvl w:ilvl="5" w:tplc="FFFFFFFF" w:tentative="1">
+      <w:start w:val="1"/>
+      <w:numFmt w:val="bullet"/>
+      <w:lvlText w:val=""/>
+      <w:lvlJc w:val="left"/>
+      <w:pPr>
+        <w:ind w:left="4320" w:hanging="360"/>
+      </w:pPr>
+      <w:rPr>
+        <w:rFonts w:ascii="Wingdings" w:hAnsi="Wingdings" w:hint="default"/>
+      </w:rPr>
+    </w:lvl>
+    <w:lvl w:ilvl="6" w:tplc="FFFFFFFF" w:tentative="1">
+      <w:start w:val="1"/>
+      <w:numFmt w:val="bullet"/>
+      <w:lvlText w:val=""/>
+      <w:lvlJc w:val="left"/>
+      <w:pPr>
+        <w:ind w:left="5040" w:hanging="360"/>
+      </w:pPr>
+      <w:rPr>
+        <w:rFonts w:ascii="Symbol" w:hAnsi="Symbol" w:hint="default"/>
+      </w:rPr>
+    </w:lvl>
+    <w:lvl w:ilvl="7" w:tplc="FFFFFFFF" w:tentative="1">
+      <w:start w:val="1"/>
+      <w:numFmt w:val="bullet"/>
+      <w:lvlText w:val="o"/>
+      <w:lvlJc w:val="left"/>
+      <w:pPr>
+        <w:ind w:left="5760" w:hanging="360"/>
+      </w:pPr>
+      <w:rPr>
+        <w:rFonts w:ascii="Courier New" w:hAnsi="Courier New" w:cs="Courier New" w:hint="default"/>
+      </w:rPr>
+    </w:lvl>
+    <w:lvl w:ilvl="8" w:tplc="FFFFFFFF" w:tentative="1">
+      <w:start w:val="1"/>
+      <w:numFmt w:val="bullet"/>
+      <w:lvlText w:val=""/>
+      <w:lvlJc w:val="left"/>
+      <w:pPr>
+        <w:ind w:left="6480" w:hanging="360"/>
+      </w:pPr>
+      <w:rPr>
+        <w:rFonts w:ascii="Wingdings" w:hAnsi="Wingdings" w:hint="default"/>
+      </w:rPr>
+    </w:lvl>
+  </w:abstractNum>
+  <w:num w:numId="1" w16cid:durableId="1380351869">
+    <w:abstractNumId w:val="2"/>
+  </w:num>
+  <w:num w:numId="2" w16cid:durableId="121854054">
+    <w:abstractNumId w:val="1"/>
+  </w:num>
+  <w:num w:numId="3" w16cid:durableId="1777630948">
+    <w:abstractNumId w:val="3"/>
+  </w:num>
+  <w:num w:numId="4" w16cid:durableId="724137248">
+    <w:abstractNumId w:val="0"/>
+  </w:num>
+  <w:num w:numId="5" w16cid:durableId="616376551">
+    <w:abstractNumId w:val="5"/>
+  </w:num>
+  <w:num w:numId="6" w16cid:durableId="1565292126">
+    <w:abstractNumId w:val="4"/>
+  </w:num>
+</w:numbering>
 </file>
 
 <file path=word/styles.xml><?xml version="1.0" encoding="utf-8"?>
@@ -950,6 +2751,16 @@
       <w:spacing w:val="5"/>
     </w:rPr>
   </w:style>
+  <w:style w:type="paragraph" w:styleId="Revision">
+    <w:name w:val="Revision"/>
+    <w:hidden/>
+    <w:uiPriority w:val="99"/>
+    <w:semiHidden/>
+    <w:rsid w:val="00004014"/>
+    <w:pPr>
+      <w:spacing w:after="0" w:line="240" w:lineRule="auto"/>
+    </w:pPr>
+  </w:style>
 </w:styles>
 </file>
 
@@ -1246,4 +3057,16 @@
     </a:ext>
   </a:extLst>
 </a:theme>
+</file>
+
+<file path=customXml/item1.xml><?xml version="1.0" encoding="utf-8"?>
+<b:Sources xmlns:b="http://schemas.openxmlformats.org/officeDocument/2006/bibliography" xmlns="http://schemas.openxmlformats.org/officeDocument/2006/bibliography" SelectedStyle="\APASixthEditionOfficeOnline.xsl" StyleName="APA" Version="6"/>
+</file>
+
+<file path=customXml/itemProps1.xml><?xml version="1.0" encoding="utf-8"?>
+<ds:datastoreItem xmlns:ds="http://schemas.openxmlformats.org/officeDocument/2006/customXml" ds:itemID="{AECD165A-3EB5-46F7-99DB-116DAF203774}">
+  <ds:schemaRefs>
+    <ds:schemaRef ds:uri="http://schemas.openxmlformats.org/officeDocument/2006/bibliography"/>
+  </ds:schemaRefs>
+</ds:datastoreItem>
 </file>
--- a/New Micxxrosoft Word Document.docx
+++ b/New Micxxrosoft Word Document.docx
@@ -3,841 +3,150 @@
 <w:document xmlns:wpc="http://schemas.microsoft.com/office/word/2010/wordprocessingCanvas" xmlns:cx="http://schemas.microsoft.com/office/drawing/2014/chartex" xmlns:cx1="http://schemas.microsoft.com/office/drawing/2015/9/8/chartex" xmlns:cx2="http://schemas.microsoft.com/office/drawing/2015/10/21/chartex" xmlns:cx3="http://schemas.microsoft.com/office/drawing/2016/5/9/chartex" xmlns:cx4="http://schemas.microsoft.com/office/drawing/2016/5/10/chartex" xmlns:cx5="http://schemas.microsoft.com/office/drawing/2016/5/11/chartex" xmlns:cx6="http://schemas.microsoft.com/office/drawing/2016/5/12/chartex" xmlns:cx7="http://schemas.microsoft.com/office/drawing/2016/5/13/chartex" xmlns:cx8="http://schemas.microsoft.com/office/drawing/2016/5/14/chartex" xmlns:mc="http://schemas.openxmlformats.org/markup-compatibility/2006" xmlns:aink="http://schemas.microsoft.com/office/drawing/2016/ink" xmlns:am3d="http://schemas.microsoft.com/office/drawing/2017/model3d" xmlns:o="urn:schemas-microsoft-com:office:office" xmlns:oel="http://schemas.microsoft.com/office/2019/extlst" xmlns:r="http://schemas.openxmlformats.org/officeDocument/2006/relationships" xmlns:m="http://schemas.openxmlformats.org/officeDocument/2006/math" xmlns:v="urn:schemas-microsoft-com:vml" xmlns:wp14="http://schemas.microsoft.com/office/word/2010/wordprocessingDrawing" xmlns:wp="http://schemas.openxmlformats.org/drawingml/2006/wordprocessingDrawing" xmlns:w10="urn:schemas-microsoft-com:office:word" xmlns:w="http://schemas.openxmlformats.org/wordprocessingml/2006/main" xmlns:w14="http://schemas.microsoft.com/office/word/2010/wordml" xmlns:w15="http://schemas.microsoft.com/office/word/2012/wordml" xmlns:w16cei="http://schemas.microsoft.com/office/word/2026/wordml/cei" xmlns:w16cex="http://schemas.microsoft.com/office/word/2018/wordml/cex" xmlns:w16cid="http://schemas.microsoft.com/office/word/2016/wordml/cid" xmlns:w16="http://schemas.microsoft.com/office/word/2018/wordml" xmlns:w16du="http://schemas.microsoft.com/office/word/2023/wordml/word16du" xmlns:w16sdtdh="http://schemas.microsoft.com/office/word/2020/wordml/sdtdatahash" xmlns:w16sdtfl="http://schemas.microsoft.com/office/word/2024/wordml/sdtformatlock" xmlns:w16se="http://schemas.microsoft.com/office/word/2015/wordml/symex" xmlns:wpg="http://schemas.microsoft.com/office/word/2010/wordprocessingGroup" xmlns:wpi="http://schemas.microsoft.com/office/word/2010/wordprocessingInk" xmlns:wne="http://schemas.microsoft.com/office/word/2006/wordml" xmlns:wps="http://schemas.microsoft.com/office/word/2010/wordprocessingShape" mc:Ignorable="w14 w15 w16se w16cid w16 w16cex w16sdtdh w16sdtfl w16du wp14">
   <w:body>
     <w:p>
-      <w:pPr>
-        <w:ind w:left="720"/>
-        <w:jc w:val="center"/>
-        <w:rPr>
-          <w:rFonts w:ascii="Century Schoolbook" w:hAnsi="Century Schoolbook"/>
-          <w:b/>
-          <w:bCs/>
-          <w:color w:val="FFFFFF" w:themeColor="background1"/>
-          <w:sz w:val="28"/>
-          <w:szCs w:val="28"/>
-        </w:rPr>
-      </w:pPr>
-      <w:r>
-        <w:rPr>
-          <w:rFonts w:ascii="Century Schoolbook" w:hAnsi="Century Schoolbook"/>
-          <w:b/>
-          <w:bCs/>
-          <w:color w:val="FFFFFF" w:themeColor="background1"/>
-          <w:sz w:val="28"/>
-          <w:szCs w:val="28"/>
-          <w:highlight w:val="black"/>
-        </w:rPr>
-        <w:t xml:space="preserve">CHAPTER </w:t>
-      </w:r>
-      <w:r>
-        <w:rPr>
-          <w:rFonts w:ascii="Century Schoolbook" w:hAnsi="Century Schoolbook"/>
-          <w:b/>
-          <w:bCs/>
-          <w:color w:val="FFFFFF" w:themeColor="background1"/>
-          <w:sz w:val="28"/>
-          <w:szCs w:val="28"/>
-          <w:highlight w:val="black"/>
-        </w:rPr>
-        <w:t>TEN</w:t>
-      </w:r>
-      <w:r>
-        <w:rPr>
-          <w:rFonts w:ascii="Century Schoolbook" w:hAnsi="Century Schoolbook"/>
-          <w:b/>
-          <w:bCs/>
-          <w:color w:val="FFFFFF" w:themeColor="background1"/>
-          <w:sz w:val="28"/>
-          <w:szCs w:val="28"/>
-        </w:rPr>
-        <w:t xml:space="preserve"> </w:t>
-      </w:r>
-    </w:p>
-    <w:p>
-      <w:pPr>
-        <w:jc w:val="center"/>
-        <w:rPr>
-          <w:b/>
-          <w:bCs/>
-          <w:color w:val="000000" w:themeColor="text1"/>
-          <w:sz w:val="144"/>
-          <w:szCs w:val="144"/>
-        </w:rPr>
-      </w:pPr>
       <w:r>
         <w:rPr>
           <w:b/>
           <w:bCs/>
-          <w:color w:val="000000" w:themeColor="text1"/>
-          <w:sz w:val="144"/>
-          <w:szCs w:val="144"/>
+          <w:i/>
+          <w:iCs/>
         </w:rPr>
-        <w:t xml:space="preserve">  </w:t>
+        <w:t xml:space="preserve">Removable media devices </w:t>
+      </w:r>
+    </w:p>
+    <w:p>
+      <w:pPr>
+        <w:pStyle w:val="ListParagraph"/>
+        <w:numPr>
+          <w:ilvl w:val="0"/>
+          <w:numId w:val="7"/>
+        </w:numPr>
+      </w:pPr>
+      <w:r>
+        <w:rPr>
+          <w:b/>
+          <w:bCs/>
+        </w:rPr>
+        <w:t xml:space="preserve">CD (compact disc) – </w:t>
+      </w:r>
+      <w:r>
+        <w:t>the most common type of removable media. Suitable for music and data.</w:t>
+      </w:r>
+    </w:p>
+    <w:p>
+      <w:pPr>
+        <w:pStyle w:val="ListParagraph"/>
+        <w:numPr>
+          <w:ilvl w:val="1"/>
+          <w:numId w:val="8"/>
+        </w:numPr>
+        <w:rPr>
+          <w:b/>
+          <w:bCs/>
+        </w:rPr>
+      </w:pPr>
+      <w:r>
+        <w:rPr>
+          <w:b/>
+          <w:bCs/>
+        </w:rPr>
+        <w:t xml:space="preserve">CD-ROM Drive – </w:t>
+      </w:r>
+      <w:r>
+        <w:t>a device used for reading data from a CD.</w:t>
+      </w:r>
+    </w:p>
+    <w:p>
+      <w:pPr>
+        <w:pStyle w:val="ListParagraph"/>
+        <w:numPr>
+          <w:ilvl w:val="1"/>
+          <w:numId w:val="8"/>
+        </w:numPr>
+        <w:rPr>
+          <w:b/>
+          <w:bCs/>
+        </w:rPr>
+      </w:pPr>
+      <w:r>
+        <w:rPr>
+          <w:b/>
+          <w:bCs/>
+        </w:rPr>
+        <w:t>CD Writer –</w:t>
+      </w:r>
+      <w:r>
+        <w:t xml:space="preserve"> a device used for </w:t>
+      </w:r>
+      <w:r>
+        <w:t xml:space="preserve">both reading and writing data to and from a CD. </w:t>
+      </w:r>
+    </w:p>
+    <w:p>
+      <w:pPr>
+        <w:pStyle w:val="ListParagraph"/>
+        <w:numPr>
+          <w:ilvl w:val="0"/>
+          <w:numId w:val="9"/>
+        </w:numPr>
+        <w:rPr>
+          <w:b/>
+          <w:bCs/>
+        </w:rPr>
+      </w:pPr>
+      <w:r>
+        <w:rPr>
+          <w:b/>
+          <w:bCs/>
+        </w:rPr>
+        <w:t>DVD</w:t>
       </w:r>
       <w:r>
         <w:rPr>
           <w:b/>
           <w:bCs/>
-          <w:color w:val="000000" w:themeColor="text1"/>
-          <w:sz w:val="144"/>
-          <w:szCs w:val="144"/>
         </w:rPr>
-        <w:t>10</w:t>
+        <w:t xml:space="preserve"> (digital versatile disc) – </w:t>
+      </w:r>
+      <w:r>
+        <w:t>a popular type of removable media that is the same</w:t>
       </w:r>
     </w:p>
     <w:p>
       <w:pPr>
+        <w:ind w:left="360"/>
+      </w:pPr>
+      <w:r>
+        <w:t>Dimensions as a CD but stores up to 12 times as much information. It is the most common way of transferring digital video, and the popular for data storage.</w:t>
+      </w:r>
+    </w:p>
+    <w:p>
+      <w:pPr>
         <w:pStyle w:val="ListParagraph"/>
         <w:numPr>
           <w:ilvl w:val="0"/>
-          <w:numId w:val="6"/>
+          <w:numId w:val="10"/>
         </w:numPr>
-        <w:jc w:val="center"/>
-        <w:rPr>
-          <w:rFonts w:ascii="Microsoft New Tai Lue" w:hAnsi="Microsoft New Tai Lue" w:cs="Microsoft New Tai Lue"/>
-          <w:b/>
-          <w:bCs/>
-          <w:color w:val="000000" w:themeColor="text1"/>
-          <w:sz w:val="32"/>
-          <w:szCs w:val="32"/>
-        </w:rPr>
-      </w:pPr>
-      <w:r>
-        <w:rPr>
-          <w:rFonts w:ascii="Microsoft New Tai Lue" w:hAnsi="Microsoft New Tai Lue" w:cs="Microsoft New Tai Lue"/>
-          <w:b/>
-          <w:bCs/>
-          <w:color w:val="000000" w:themeColor="text1"/>
-          <w:sz w:val="32"/>
-          <w:szCs w:val="32"/>
-        </w:rPr>
-        <w:t>COMPUTER</w:t>
-      </w:r>
-    </w:p>
-    <w:p>
-      <w:pPr>
-        <w:pStyle w:val="ListParagraph"/>
-        <w:numPr>
-          <w:ilvl w:val="0"/>
-          <w:numId w:val="6"/>
-        </w:numPr>
-        <w:jc w:val="center"/>
-        <w:rPr>
-          <w:rFonts w:ascii="Microsoft New Tai Lue" w:hAnsi="Microsoft New Tai Lue" w:cs="Microsoft New Tai Lue"/>
-          <w:b/>
-          <w:bCs/>
-          <w:color w:val="000000" w:themeColor="text1"/>
-          <w:sz w:val="32"/>
-          <w:szCs w:val="32"/>
-        </w:rPr>
-      </w:pPr>
-      <w:r>
-        <w:rPr>
-          <w:rFonts w:ascii="Microsoft New Tai Lue" w:hAnsi="Microsoft New Tai Lue" w:cs="Microsoft New Tai Lue"/>
-          <w:b/>
-          <w:bCs/>
-          <w:color w:val="000000" w:themeColor="text1"/>
-          <w:sz w:val="32"/>
-          <w:szCs w:val="32"/>
-        </w:rPr>
-        <w:t>SYS</w:t>
-      </w:r>
-      <w:r>
-        <w:rPr>
-          <w:rFonts w:ascii="Microsoft New Tai Lue" w:hAnsi="Microsoft New Tai Lue" w:cs="Microsoft New Tai Lue"/>
-          <w:b/>
-          <w:bCs/>
-          <w:color w:val="000000" w:themeColor="text1"/>
-          <w:sz w:val="32"/>
-          <w:szCs w:val="32"/>
-        </w:rPr>
-        <w:t>TEM</w:t>
-      </w:r>
-    </w:p>
-    <w:p>
-      <w:pPr>
-        <w:pStyle w:val="ListParagraph"/>
-        <w:numPr>
-          <w:ilvl w:val="0"/>
-          <w:numId w:val="6"/>
-        </w:numPr>
-        <w:jc w:val="center"/>
-        <w:rPr>
-          <w:rFonts w:ascii="Microsoft New Tai Lue" w:hAnsi="Microsoft New Tai Lue" w:cs="Microsoft New Tai Lue"/>
-          <w:b/>
-          <w:bCs/>
-          <w:color w:val="000000" w:themeColor="text1"/>
-          <w:sz w:val="32"/>
-          <w:szCs w:val="32"/>
-        </w:rPr>
-      </w:pPr>
-      <w:r>
-        <w:rPr>
-          <w:rFonts w:ascii="Microsoft New Tai Lue" w:hAnsi="Microsoft New Tai Lue" w:cs="Microsoft New Tai Lue"/>
-          <w:b/>
-          <w:bCs/>
-          <w:color w:val="000000" w:themeColor="text1"/>
-          <w:sz w:val="32"/>
-          <w:szCs w:val="32"/>
-        </w:rPr>
-        <w:t>APPLICATIONS</w:t>
-      </w:r>
-    </w:p>
-    <w:p>
-      <w:pPr>
-        <w:pStyle w:val="ListParagraph"/>
-        <w:numPr>
-          <w:ilvl w:val="0"/>
-          <w:numId w:val="6"/>
-        </w:numPr>
-        <w:rPr>
-          <w:rFonts w:ascii="Bahnschrift" w:eastAsia="Malgun Gothic" w:hAnsi="Bahnschrift" w:cs="Courier New"/>
-          <w:b/>
-          <w:bCs/>
-          <w:color w:val="000000" w:themeColor="text1"/>
-        </w:rPr>
-      </w:pPr>
-      <w:r>
-        <w:rPr>
-          <w:rFonts w:ascii="Bahnschrift" w:eastAsia="Malgun Gothic" w:hAnsi="Bahnschrift" w:cs="Courier New"/>
-          <w:b/>
-          <w:bCs/>
-          <w:color w:val="000000" w:themeColor="text1"/>
-        </w:rPr>
-        <w:t>O</w:t>
-      </w:r>
-      <w:r>
-        <w:rPr>
-          <w:rFonts w:ascii="Bahnschrift" w:eastAsia="Malgun Gothic" w:hAnsi="Bahnschrift" w:cs="Courier New"/>
-          <w:b/>
-          <w:bCs/>
-          <w:color w:val="000000" w:themeColor="text1"/>
-        </w:rPr>
-        <w:t>BJECTIVE</w:t>
-      </w:r>
-      <w:r>
-        <w:rPr>
-          <w:rFonts w:ascii="Bahnschrift" w:eastAsia="Malgun Gothic" w:hAnsi="Bahnschrift" w:cs="Courier New"/>
-          <w:b/>
-          <w:bCs/>
-          <w:color w:val="000000" w:themeColor="text1"/>
-        </w:rPr>
-        <w:t>:</w:t>
-      </w:r>
-    </w:p>
-    <w:p>
-      <w:pPr>
-        <w:rPr>
-          <w:color w:val="000000" w:themeColor="text1"/>
-        </w:rPr>
-      </w:pPr>
-      <w:r>
-        <w:rPr>
-          <w:color w:val="000000" w:themeColor="text1"/>
-        </w:rPr>
-        <w:t xml:space="preserve">When you have </w:t>
-      </w:r>
-      <w:r>
-        <w:rPr>
-          <w:color w:val="000000" w:themeColor="text1"/>
-        </w:rPr>
-        <w:t xml:space="preserve">completed this </w:t>
-      </w:r>
-      <w:r>
-        <w:rPr>
-          <w:color w:val="000000" w:themeColor="text1"/>
-        </w:rPr>
-        <w:t>chapter</w:t>
-      </w:r>
-      <w:r>
-        <w:rPr>
-          <w:color w:val="000000" w:themeColor="text1"/>
-        </w:rPr>
-        <w:t>, you will</w:t>
-      </w:r>
-      <w:r>
-        <w:rPr>
-          <w:color w:val="000000" w:themeColor="text1"/>
-        </w:rPr>
-        <w:t xml:space="preserve"> be</w:t>
-      </w:r>
-    </w:p>
-    <w:p>
-      <w:pPr>
-        <w:rPr>
-          <w:rFonts w:ascii="Maiandra GD" w:hAnsi="Maiandra GD"/>
-          <w:b/>
-          <w:bCs/>
-          <w:color w:val="000000" w:themeColor="text1"/>
-        </w:rPr>
-      </w:pPr>
-      <w:r>
-        <w:rPr>
-          <w:rFonts w:ascii="Maiandra GD" w:hAnsi="Maiandra GD"/>
-          <w:b/>
-          <w:bCs/>
-          <w:color w:val="000000" w:themeColor="text1"/>
-        </w:rPr>
-        <w:t>Short Answer Que</w:t>
-      </w:r>
-      <w:r>
-        <w:rPr>
-          <w:rFonts w:ascii="Maiandra GD" w:hAnsi="Maiandra GD"/>
-          <w:b/>
-          <w:bCs/>
-          <w:color w:val="000000" w:themeColor="text1"/>
-        </w:rPr>
-        <w:t>stion</w:t>
-      </w:r>
-      <w:r>
-        <w:rPr>
-          <w:rFonts w:ascii="Maiandra GD" w:hAnsi="Maiandra GD"/>
-          <w:b/>
-          <w:bCs/>
-          <w:color w:val="000000" w:themeColor="text1"/>
-        </w:rPr>
-        <w:t xml:space="preserve"> </w:t>
-      </w:r>
-    </w:p>
-    <w:p>
-      <w:pPr>
-        <w:rPr>
-          <w:color w:val="000000" w:themeColor="text1"/>
-        </w:rPr>
-      </w:pPr>
-      <w:r>
-        <w:rPr>
-          <w:color w:val="000000" w:themeColor="text1"/>
-        </w:rPr>
-        <w:t xml:space="preserve">Q1. Wye it is </w:t>
-      </w:r>
-      <w:r>
-        <w:rPr>
-          <w:color w:val="000000" w:themeColor="text1"/>
-        </w:rPr>
-        <w:t xml:space="preserve">necessary to </w:t>
-      </w:r>
-      <w:r>
-        <w:rPr>
-          <w:color w:val="000000" w:themeColor="text1"/>
-        </w:rPr>
-        <w:t>learn computer.</w:t>
-      </w:r>
-    </w:p>
-    <w:p>
-      <w:pPr>
-        <w:rPr>
-          <w:color w:val="000000" w:themeColor="text1"/>
-        </w:rPr>
-      </w:pPr>
-      <w:r>
-        <w:rPr>
-          <w:color w:val="000000" w:themeColor="text1"/>
-        </w:rPr>
-        <w:t>Q2</w:t>
-      </w:r>
-      <w:r>
-        <w:rPr>
-          <w:color w:val="000000" w:themeColor="text1"/>
-        </w:rPr>
-        <w:t>. W</w:t>
-      </w:r>
-      <w:r>
-        <w:rPr>
-          <w:color w:val="000000" w:themeColor="text1"/>
-        </w:rPr>
-        <w:t>ha</w:t>
-      </w:r>
-      <w:r>
-        <w:rPr>
-          <w:color w:val="000000" w:themeColor="text1"/>
-        </w:rPr>
-        <w:t xml:space="preserve">t are the </w:t>
-      </w:r>
-      <w:r>
-        <w:rPr>
-          <w:color w:val="000000" w:themeColor="text1"/>
-        </w:rPr>
-        <w:t>a</w:t>
-      </w:r>
-      <w:r>
-        <w:rPr>
-          <w:color w:val="000000" w:themeColor="text1"/>
-        </w:rPr>
-        <w:t>reas</w:t>
-      </w:r>
-      <w:r>
-        <w:rPr>
-          <w:color w:val="000000" w:themeColor="text1"/>
-        </w:rPr>
-        <w:t xml:space="preserve"> in gen</w:t>
-      </w:r>
-      <w:r>
-        <w:rPr>
-          <w:color w:val="000000" w:themeColor="text1"/>
-        </w:rPr>
-        <w:t>e</w:t>
-      </w:r>
-      <w:r>
-        <w:rPr>
-          <w:color w:val="000000" w:themeColor="text1"/>
-        </w:rPr>
-        <w:t>ral</w:t>
-      </w:r>
-      <w:r>
-        <w:rPr>
-          <w:color w:val="000000" w:themeColor="text1"/>
-        </w:rPr>
-        <w:t xml:space="preserve"> life wher</w:t>
-      </w:r>
-      <w:r>
-        <w:rPr>
-          <w:color w:val="000000" w:themeColor="text1"/>
-        </w:rPr>
-        <w:t>e computer system</w:t>
-      </w:r>
-      <w:r>
-        <w:rPr>
-          <w:color w:val="000000" w:themeColor="text1"/>
-        </w:rPr>
-        <w:t>s are used</w:t>
-      </w:r>
-      <w:r>
-        <w:rPr>
-          <w:color w:val="000000" w:themeColor="text1"/>
-        </w:rPr>
-        <w:t>?</w:t>
-      </w:r>
-    </w:p>
-    <w:p>
-      <w:pPr>
-        <w:rPr>
-          <w:color w:val="000000" w:themeColor="text1"/>
-        </w:rPr>
-      </w:pPr>
-      <w:r>
-        <w:rPr>
-          <w:color w:val="000000" w:themeColor="text1"/>
-        </w:rPr>
-        <w:t xml:space="preserve">Q3. How computer </w:t>
-      </w:r>
-      <w:r>
-        <w:rPr>
-          <w:color w:val="000000" w:themeColor="text1"/>
-        </w:rPr>
-        <w:t xml:space="preserve">can b used for </w:t>
-      </w:r>
-      <w:r>
-        <w:rPr>
-          <w:color w:val="000000" w:themeColor="text1"/>
-        </w:rPr>
-        <w:t>personal p</w:t>
-      </w:r>
-      <w:r>
-        <w:rPr>
-          <w:color w:val="000000" w:themeColor="text1"/>
-        </w:rPr>
-        <w:t>roductivity?</w:t>
-      </w:r>
-    </w:p>
-    <w:p>
-      <w:pPr>
-        <w:rPr>
-          <w:color w:val="000000" w:themeColor="text1"/>
-        </w:rPr>
-      </w:pPr>
-      <w:r>
-        <w:rPr>
-          <w:color w:val="000000" w:themeColor="text1"/>
-        </w:rPr>
-        <w:t>Q</w:t>
-      </w:r>
-      <w:r>
-        <w:rPr>
-          <w:color w:val="000000" w:themeColor="text1"/>
-        </w:rPr>
-        <w:t>4</w:t>
-      </w:r>
-      <w:r>
-        <w:rPr>
-          <w:color w:val="000000" w:themeColor="text1"/>
-        </w:rPr>
-        <w:t>.</w:t>
-      </w:r>
-      <w:r>
-        <w:rPr>
-          <w:color w:val="000000" w:themeColor="text1"/>
-        </w:rPr>
-        <w:t xml:space="preserve"> </w:t>
-      </w:r>
-      <w:r>
-        <w:rPr>
-          <w:color w:val="000000" w:themeColor="text1"/>
-        </w:rPr>
-        <w:t xml:space="preserve"> </w:t>
-      </w:r>
-      <w:r>
-        <w:rPr>
-          <w:color w:val="000000" w:themeColor="text1"/>
-        </w:rPr>
-        <w:t>Ho</w:t>
-      </w:r>
-      <w:r>
-        <w:rPr>
-          <w:color w:val="000000" w:themeColor="text1"/>
-        </w:rPr>
-        <w:t>w</w:t>
-      </w:r>
-      <w:r>
-        <w:rPr>
-          <w:color w:val="000000" w:themeColor="text1"/>
-        </w:rPr>
-        <w:t xml:space="preserve"> comput</w:t>
-      </w:r>
-      <w:r>
-        <w:rPr>
-          <w:color w:val="000000" w:themeColor="text1"/>
-        </w:rPr>
-        <w:t xml:space="preserve">er is helpful </w:t>
-      </w:r>
-      <w:r>
-        <w:rPr>
-          <w:color w:val="000000" w:themeColor="text1"/>
-        </w:rPr>
-        <w:t xml:space="preserve">in the field of art and </w:t>
-      </w:r>
-      <w:r>
-        <w:rPr>
-          <w:color w:val="000000" w:themeColor="text1"/>
-        </w:rPr>
-        <w:t>gr</w:t>
-      </w:r>
-      <w:r>
-        <w:rPr>
-          <w:color w:val="000000" w:themeColor="text1"/>
-        </w:rPr>
-        <w:t>a</w:t>
-      </w:r>
-      <w:r>
-        <w:rPr>
-          <w:color w:val="000000" w:themeColor="text1"/>
-        </w:rPr>
-        <w:t>phics</w:t>
-      </w:r>
-    </w:p>
-    <w:p>
-      <w:pPr>
-        <w:rPr>
-          <w:color w:val="000000" w:themeColor="text1"/>
-        </w:rPr>
-      </w:pPr>
-      <w:r>
-        <w:rPr>
-          <w:color w:val="000000" w:themeColor="text1"/>
-        </w:rPr>
-        <w:t>Q5.</w:t>
-      </w:r>
-      <w:r>
-        <w:rPr>
-          <w:color w:val="000000" w:themeColor="text1"/>
-        </w:rPr>
-        <w:t xml:space="preserve"> </w:t>
-      </w:r>
-      <w:r>
-        <w:rPr>
-          <w:color w:val="000000" w:themeColor="text1"/>
-        </w:rPr>
-        <w:t xml:space="preserve">How government </w:t>
-      </w:r>
-      <w:r>
-        <w:rPr>
-          <w:color w:val="000000" w:themeColor="text1"/>
-        </w:rPr>
-        <w:t>of a country</w:t>
-      </w:r>
-      <w:r>
-        <w:rPr>
-          <w:color w:val="000000" w:themeColor="text1"/>
-        </w:rPr>
-        <w:t xml:space="preserve"> is using computer </w:t>
-      </w:r>
-      <w:r>
-        <w:rPr>
-          <w:color w:val="000000" w:themeColor="text1"/>
-        </w:rPr>
-        <w:t>to manage</w:t>
-      </w:r>
-    </w:p>
-    <w:p>
-      <w:pPr>
-        <w:rPr>
-          <w:color w:val="000000" w:themeColor="text1"/>
-        </w:rPr>
-      </w:pPr>
-      <w:r>
-        <w:rPr>
-          <w:color w:val="000000" w:themeColor="text1"/>
-        </w:rPr>
-        <w:t>government</w:t>
-      </w:r>
-      <w:r>
-        <w:rPr>
-          <w:color w:val="000000" w:themeColor="text1"/>
-        </w:rPr>
-        <w:t xml:space="preserve"> affairs?</w:t>
-      </w:r>
-    </w:p>
-    <w:p>
-      <w:pPr>
-        <w:rPr>
-          <w:color w:val="000000" w:themeColor="text1"/>
-        </w:rPr>
-      </w:pPr>
-      <w:r>
-        <w:rPr>
-          <w:color w:val="000000" w:themeColor="text1"/>
-        </w:rPr>
-        <w:t xml:space="preserve">Q6. </w:t>
-      </w:r>
-      <w:r>
-        <w:rPr>
-          <w:color w:val="000000" w:themeColor="text1"/>
-        </w:rPr>
-        <w:t xml:space="preserve">What is the rule </w:t>
-      </w:r>
-      <w:r>
-        <w:rPr>
-          <w:color w:val="000000" w:themeColor="text1"/>
-        </w:rPr>
-        <w:t>of computer in agri</w:t>
-      </w:r>
-      <w:r>
-        <w:rPr>
-          <w:color w:val="000000" w:themeColor="text1"/>
-        </w:rPr>
-        <w:t>culture?</w:t>
-      </w:r>
-    </w:p>
-    <w:p>
-      <w:pPr>
-        <w:rPr>
-          <w:rFonts w:ascii="Maiandra GD" w:hAnsi="Maiandra GD"/>
-          <w:b/>
-          <w:bCs/>
-          <w:color w:val="000000" w:themeColor="text1"/>
-        </w:rPr>
-      </w:pPr>
-    </w:p>
-    <w:p>
-      <w:pPr>
-        <w:rPr>
-          <w:rFonts w:ascii="Maiandra GD" w:hAnsi="Maiandra GD"/>
-          <w:b/>
-          <w:bCs/>
-          <w:color w:val="000000" w:themeColor="text1"/>
-        </w:rPr>
-      </w:pPr>
-      <w:r>
-        <w:rPr>
-          <w:rFonts w:ascii="Maiandra GD" w:hAnsi="Maiandra GD"/>
-          <w:b/>
-          <w:bCs/>
-          <w:color w:val="000000" w:themeColor="text1"/>
-        </w:rPr>
-        <w:t>Long Answer Que</w:t>
-      </w:r>
-      <w:r>
-        <w:rPr>
-          <w:rFonts w:ascii="Maiandra GD" w:hAnsi="Maiandra GD"/>
-          <w:b/>
-          <w:bCs/>
-          <w:color w:val="000000" w:themeColor="text1"/>
-        </w:rPr>
-        <w:t>s</w:t>
-      </w:r>
-      <w:r>
-        <w:rPr>
-          <w:rFonts w:ascii="Maiandra GD" w:hAnsi="Maiandra GD"/>
-          <w:b/>
-          <w:bCs/>
-          <w:color w:val="000000" w:themeColor="text1"/>
-        </w:rPr>
-        <w:t>tion</w:t>
-      </w:r>
-      <w:r>
-        <w:rPr>
-          <w:rFonts w:ascii="Maiandra GD" w:hAnsi="Maiandra GD"/>
-          <w:b/>
-          <w:bCs/>
-          <w:color w:val="000000" w:themeColor="text1"/>
-        </w:rPr>
-        <w:t>s</w:t>
-      </w:r>
-      <w:r>
-        <w:rPr>
-          <w:rFonts w:ascii="Maiandra GD" w:hAnsi="Maiandra GD"/>
-          <w:b/>
-          <w:bCs/>
-          <w:color w:val="000000" w:themeColor="text1"/>
-        </w:rPr>
-        <w:t xml:space="preserve"> </w:t>
-      </w:r>
-    </w:p>
-    <w:p>
-      <w:pPr>
-        <w:rPr>
-          <w:color w:val="000000" w:themeColor="text1"/>
-        </w:rPr>
-      </w:pPr>
-      <w:r>
-        <w:rPr>
-          <w:color w:val="000000" w:themeColor="text1"/>
-        </w:rPr>
-        <w:t>Q1.</w:t>
-      </w:r>
-      <w:r>
-        <w:rPr>
-          <w:color w:val="000000" w:themeColor="text1"/>
-        </w:rPr>
-        <w:t xml:space="preserve"> Why it is nece</w:t>
-      </w:r>
-      <w:r>
-        <w:rPr>
-          <w:color w:val="000000" w:themeColor="text1"/>
-        </w:rPr>
-        <w:t>ssary to learn c</w:t>
-      </w:r>
-      <w:r>
-        <w:rPr>
-          <w:color w:val="000000" w:themeColor="text1"/>
-        </w:rPr>
-        <w:t>omputer. What is</w:t>
-      </w:r>
-      <w:r>
-        <w:rPr>
-          <w:color w:val="000000" w:themeColor="text1"/>
-        </w:rPr>
-        <w:t xml:space="preserve"> the practi</w:t>
-      </w:r>
-      <w:r>
-        <w:rPr>
-          <w:color w:val="000000" w:themeColor="text1"/>
-        </w:rPr>
-        <w:t xml:space="preserve">cal use of </w:t>
-      </w:r>
-    </w:p>
-    <w:p>
-      <w:pPr>
-        <w:rPr>
-          <w:color w:val="000000" w:themeColor="text1"/>
-        </w:rPr>
-      </w:pPr>
-      <w:r>
-        <w:rPr>
-          <w:color w:val="000000" w:themeColor="text1"/>
-        </w:rPr>
-        <w:t xml:space="preserve">Computer </w:t>
-      </w:r>
-      <w:r>
-        <w:rPr>
-          <w:color w:val="000000" w:themeColor="text1"/>
-        </w:rPr>
-        <w:t>in daily life?</w:t>
-      </w:r>
-    </w:p>
-    <w:p>
-      <w:pPr>
-        <w:rPr>
-          <w:color w:val="000000" w:themeColor="text1"/>
-        </w:rPr>
-      </w:pPr>
-    </w:p>
-    <w:p>
-      <w:pPr>
-        <w:rPr>
-          <w:color w:val="000000" w:themeColor="text1"/>
-        </w:rPr>
-      </w:pPr>
-    </w:p>
-    <w:p>
-      <w:pPr>
-        <w:rPr>
-          <w:color w:val="000000" w:themeColor="text1"/>
-        </w:rPr>
-      </w:pPr>
-      <w:r>
-        <w:rPr>
-          <w:color w:val="000000" w:themeColor="text1"/>
-        </w:rPr>
-        <w:br w:type="page"/>
-      </w:r>
-    </w:p>
-    <w:p>
-      <w:pPr>
-        <w:ind w:left="720"/>
-        <w:jc w:val="center"/>
-        <w:rPr>
-          <w:rFonts w:ascii="Century Schoolbook" w:hAnsi="Century Schoolbook"/>
-          <w:b/>
-          <w:bCs/>
-          <w:color w:val="FFFFFF" w:themeColor="background1"/>
-          <w:sz w:val="28"/>
-          <w:szCs w:val="28"/>
-        </w:rPr>
-      </w:pPr>
-      <w:r>
-        <w:rPr>
-          <w:rFonts w:ascii="Century Schoolbook" w:hAnsi="Century Schoolbook"/>
-          <w:b/>
-          <w:bCs/>
-          <w:color w:val="FFFFFF" w:themeColor="background1"/>
-          <w:sz w:val="28"/>
-          <w:szCs w:val="28"/>
-          <w:highlight w:val="black"/>
-        </w:rPr>
-        <w:lastRenderedPageBreak/>
-        <w:t>CHAPTER TEN</w:t>
-      </w:r>
-      <w:r>
-        <w:rPr>
-          <w:rFonts w:ascii="Century Schoolbook" w:hAnsi="Century Schoolbook"/>
-          <w:b/>
-          <w:bCs/>
-          <w:color w:val="FFFFFF" w:themeColor="background1"/>
-          <w:sz w:val="28"/>
-          <w:szCs w:val="28"/>
-        </w:rPr>
-        <w:t xml:space="preserve"> </w:t>
-      </w:r>
-    </w:p>
-    <w:p>
-      <w:pPr>
-        <w:jc w:val="center"/>
         <w:rPr>
           <w:b/>
           <w:bCs/>
-          <w:color w:val="000000" w:themeColor="text1"/>
-          <w:sz w:val="144"/>
-          <w:szCs w:val="144"/>
         </w:rPr>
       </w:pPr>
       <w:r>
         <w:rPr>
           <w:b/>
           <w:bCs/>
-          <w:color w:val="000000" w:themeColor="text1"/>
-          <w:sz w:val="144"/>
-          <w:szCs w:val="144"/>
         </w:rPr>
-        <w:t xml:space="preserve">  </w:t>
+        <w:t>DVD-ROM Drive</w:t>
       </w:r>
       <w:r>
         <w:rPr>
           <w:b/>
           <w:bCs/>
-          <w:color w:val="000000" w:themeColor="text1"/>
-          <w:sz w:val="144"/>
-          <w:szCs w:val="144"/>
         </w:rPr>
-        <w:t>10</w:t>
+        <w:t xml:space="preserve"> –</w:t>
+      </w:r>
+      <w:r>
+        <w:t xml:space="preserve"> a device used for reading data from a DVD.</w:t>
       </w:r>
     </w:p>
     <w:p>
@@ -845,28 +154,22 @@
         <w:pStyle w:val="ListParagraph"/>
         <w:numPr>
           <w:ilvl w:val="0"/>
-          <w:numId w:val="6"/>
+          <w:numId w:val="10"/>
         </w:numPr>
-        <w:jc w:val="center"/>
         <w:rPr>
-          <w:rFonts w:ascii="Microsoft New Tai Lue" w:hAnsi="Microsoft New Tai Lue" w:cs="Microsoft New Tai Lue"/>
           <w:b/>
           <w:bCs/>
-          <w:color w:val="000000" w:themeColor="text1"/>
-          <w:sz w:val="32"/>
-          <w:szCs w:val="32"/>
         </w:rPr>
       </w:pPr>
       <w:r>
         <w:rPr>
-          <w:rFonts w:ascii="Microsoft New Tai Lue" w:hAnsi="Microsoft New Tai Lue" w:cs="Microsoft New Tai Lue"/>
           <w:b/>
           <w:bCs/>
-          <w:color w:val="000000" w:themeColor="text1"/>
-          <w:sz w:val="32"/>
-          <w:szCs w:val="32"/>
         </w:rPr>
-        <w:t>COMPUTER</w:t>
+        <w:t>DVD Writer</w:t>
+      </w:r>
+      <w:r>
+        <w:t>- a device used for both reading data from a DVD.</w:t>
       </w:r>
     </w:p>
     <w:p>
@@ -874,28 +177,29 @@
         <w:pStyle w:val="ListParagraph"/>
         <w:numPr>
           <w:ilvl w:val="0"/>
-          <w:numId w:val="6"/>
+          <w:numId w:val="10"/>
         </w:numPr>
-        <w:jc w:val="center"/>
         <w:rPr>
-          <w:rFonts w:ascii="Microsoft New Tai Lue" w:hAnsi="Microsoft New Tai Lue" w:cs="Microsoft New Tai Lue"/>
           <w:b/>
           <w:bCs/>
-          <w:color w:val="000000" w:themeColor="text1"/>
-          <w:sz w:val="32"/>
-          <w:szCs w:val="32"/>
         </w:rPr>
       </w:pPr>
       <w:r>
         <w:rPr>
-          <w:rFonts w:ascii="Microsoft New Tai Lue" w:hAnsi="Microsoft New Tai Lue" w:cs="Microsoft New Tai Lue"/>
           <w:b/>
           <w:bCs/>
-          <w:color w:val="000000" w:themeColor="text1"/>
-          <w:sz w:val="32"/>
-          <w:szCs w:val="32"/>
         </w:rPr>
-        <w:t>SYSTEM</w:t>
+        <w:t>DVD-ROM Drive</w:t>
+      </w:r>
+      <w:r>
+        <w:rPr>
+          <w:b/>
+          <w:bCs/>
+        </w:rPr>
+        <w:t xml:space="preserve"> – </w:t>
+      </w:r>
+      <w:r>
+        <w:t>a device used for rapid writing and reading of data from a special type of DVD.</w:t>
       </w:r>
     </w:p>
     <w:p>
@@ -903,252 +207,27 @@
         <w:pStyle w:val="ListParagraph"/>
         <w:numPr>
           <w:ilvl w:val="0"/>
-          <w:numId w:val="6"/>
+          <w:numId w:val="11"/>
         </w:numPr>
-        <w:jc w:val="center"/>
         <w:rPr>
-          <w:rFonts w:ascii="Microsoft New Tai Lue" w:hAnsi="Microsoft New Tai Lue" w:cs="Microsoft New Tai Lue"/>
           <w:b/>
           <w:bCs/>
-          <w:color w:val="000000" w:themeColor="text1"/>
-          <w:sz w:val="32"/>
-          <w:szCs w:val="32"/>
         </w:rPr>
       </w:pPr>
       <w:r>
         <w:rPr>
-          <w:rFonts w:ascii="Microsoft New Tai Lue" w:hAnsi="Microsoft New Tai Lue" w:cs="Microsoft New Tai Lue"/>
           <w:b/>
           <w:bCs/>
-          <w:color w:val="000000" w:themeColor="text1"/>
-          <w:sz w:val="32"/>
-          <w:szCs w:val="32"/>
         </w:rPr>
-        <w:t>APPLICATIONS</w:t>
+        <w:t>Blu</w:t>
       </w:r>
-    </w:p>
-    <w:p>
-      <w:pPr>
-        <w:pStyle w:val="ListParagraph"/>
-        <w:numPr>
-          <w:ilvl w:val="0"/>
-          <w:numId w:val="6"/>
-        </w:numPr>
+      <w:r>
         <w:rPr>
-          <w:rFonts w:ascii="Bahnschrift" w:eastAsia="Malgun Gothic" w:hAnsi="Bahnschrift" w:cs="Courier New"/>
           <w:b/>
           <w:bCs/>
-          <w:color w:val="000000" w:themeColor="text1"/>
         </w:rPr>
-      </w:pPr>
-      <w:r>
-        <w:rPr>
-          <w:rFonts w:ascii="Bahnschrift" w:eastAsia="Malgun Gothic" w:hAnsi="Bahnschrift" w:cs="Courier New"/>
-          <w:b/>
-          <w:bCs/>
-          <w:color w:val="000000" w:themeColor="text1"/>
-        </w:rPr>
-        <w:t>OBJECTIVE:</w:t>
+        <w:t>-ray</w:t>
       </w:r>
-    </w:p>
-    <w:p>
-      <w:pPr>
-        <w:rPr>
-          <w:color w:val="000000" w:themeColor="text1"/>
-        </w:rPr>
-      </w:pPr>
-      <w:r>
-        <w:rPr>
-          <w:color w:val="000000" w:themeColor="text1"/>
-        </w:rPr>
-        <w:t>When you have completed this chapter, you will be</w:t>
-      </w:r>
-    </w:p>
-    <w:p>
-      <w:pPr>
-        <w:rPr>
-          <w:rFonts w:ascii="Maiandra GD" w:hAnsi="Maiandra GD"/>
-          <w:b/>
-          <w:bCs/>
-          <w:color w:val="000000" w:themeColor="text1"/>
-        </w:rPr>
-      </w:pPr>
-      <w:r>
-        <w:rPr>
-          <w:rFonts w:ascii="Maiandra GD" w:hAnsi="Maiandra GD"/>
-          <w:b/>
-          <w:bCs/>
-          <w:color w:val="000000" w:themeColor="text1"/>
-        </w:rPr>
-        <w:t xml:space="preserve">Short Answer Question </w:t>
-      </w:r>
-    </w:p>
-    <w:p>
-      <w:pPr>
-        <w:rPr>
-          <w:color w:val="000000" w:themeColor="text1"/>
-        </w:rPr>
-      </w:pPr>
-      <w:r>
-        <w:rPr>
-          <w:color w:val="000000" w:themeColor="text1"/>
-        </w:rPr>
-        <w:t>Q1. Wye it is necessary to learn computer.</w:t>
-      </w:r>
-    </w:p>
-    <w:p>
-      <w:pPr>
-        <w:rPr>
-          <w:color w:val="000000" w:themeColor="text1"/>
-        </w:rPr>
-      </w:pPr>
-      <w:r>
-        <w:rPr>
-          <w:color w:val="000000" w:themeColor="text1"/>
-        </w:rPr>
-        <w:t>Q2. What are the areas in general life where computer systems are used?</w:t>
-      </w:r>
-    </w:p>
-    <w:p>
-      <w:pPr>
-        <w:rPr>
-          <w:color w:val="000000" w:themeColor="text1"/>
-        </w:rPr>
-      </w:pPr>
-      <w:r>
-        <w:rPr>
-          <w:color w:val="000000" w:themeColor="text1"/>
-        </w:rPr>
-        <w:t xml:space="preserve">Q3. How computer can </w:t>
-      </w:r>
-      <w:proofErr w:type="spellStart"/>
-      <w:r>
-        <w:rPr>
-          <w:color w:val="000000" w:themeColor="text1"/>
-        </w:rPr>
-        <w:t>b</w:t>
-      </w:r>
-      <w:proofErr w:type="spellEnd"/>
-      <w:r>
-        <w:rPr>
-          <w:color w:val="000000" w:themeColor="text1"/>
-        </w:rPr>
-        <w:t xml:space="preserve"> used for personal productivity?</w:t>
-      </w:r>
-    </w:p>
-    <w:p>
-      <w:pPr>
-        <w:rPr>
-          <w:color w:val="000000" w:themeColor="text1"/>
-        </w:rPr>
-      </w:pPr>
-      <w:r>
-        <w:rPr>
-          <w:color w:val="000000" w:themeColor="text1"/>
-        </w:rPr>
-        <w:t>Q4.  How computer is helpful in the field of art and graphics</w:t>
-      </w:r>
-    </w:p>
-    <w:p>
-      <w:pPr>
-        <w:rPr>
-          <w:color w:val="000000" w:themeColor="text1"/>
-        </w:rPr>
-      </w:pPr>
-      <w:r>
-        <w:rPr>
-          <w:color w:val="000000" w:themeColor="text1"/>
-        </w:rPr>
-        <w:t>Q5. How government of a country is using computer to manage</w:t>
-      </w:r>
-    </w:p>
-    <w:p>
-      <w:pPr>
-        <w:rPr>
-          <w:color w:val="000000" w:themeColor="text1"/>
-        </w:rPr>
-      </w:pPr>
-      <w:r>
-        <w:rPr>
-          <w:color w:val="000000" w:themeColor="text1"/>
-        </w:rPr>
-        <w:t>government affairs?</w:t>
-      </w:r>
-    </w:p>
-    <w:p>
-      <w:pPr>
-        <w:rPr>
-          <w:color w:val="000000" w:themeColor="text1"/>
-        </w:rPr>
-      </w:pPr>
-      <w:r>
-        <w:rPr>
-          <w:color w:val="000000" w:themeColor="text1"/>
-        </w:rPr>
-        <w:t>Q6. What is the rule of computer in agriculture?</w:t>
-      </w:r>
-    </w:p>
-    <w:p>
-      <w:pPr>
-        <w:rPr>
-          <w:rFonts w:ascii="Maiandra GD" w:hAnsi="Maiandra GD"/>
-          <w:b/>
-          <w:bCs/>
-          <w:color w:val="000000" w:themeColor="text1"/>
-        </w:rPr>
-      </w:pPr>
-    </w:p>
-    <w:p>
-      <w:pPr>
-        <w:rPr>
-          <w:rFonts w:ascii="Maiandra GD" w:hAnsi="Maiandra GD"/>
-          <w:b/>
-          <w:bCs/>
-          <w:color w:val="000000" w:themeColor="text1"/>
-        </w:rPr>
-      </w:pPr>
-      <w:r>
-        <w:rPr>
-          <w:rFonts w:ascii="Maiandra GD" w:hAnsi="Maiandra GD"/>
-          <w:b/>
-          <w:bCs/>
-          <w:color w:val="000000" w:themeColor="text1"/>
-        </w:rPr>
-        <w:t xml:space="preserve">Long Answer Questions </w:t>
-      </w:r>
-    </w:p>
-    <w:p>
-      <w:pPr>
-        <w:rPr>
-          <w:color w:val="000000" w:themeColor="text1"/>
-        </w:rPr>
-      </w:pPr>
-      <w:r>
-        <w:rPr>
-          <w:color w:val="000000" w:themeColor="text1"/>
-        </w:rPr>
-        <w:t xml:space="preserve">Q1. Why it is necessary to learn computer. What is the practical use of </w:t>
-      </w:r>
-    </w:p>
-    <w:p>
-      <w:pPr>
-        <w:rPr>
-          <w:color w:val="000000" w:themeColor="text1"/>
-        </w:rPr>
-      </w:pPr>
-      <w:r>
-        <w:rPr>
-          <w:color w:val="000000" w:themeColor="text1"/>
-        </w:rPr>
-        <w:t>Computer in daily life?</w:t>
-      </w:r>
-    </w:p>
-    <w:p>
-      <w:pPr>
-        <w:rPr>
-          <w:color w:val="000000" w:themeColor="text1"/>
-        </w:rPr>
-      </w:pPr>
     </w:p>
     <w:sectPr>
       <w:pgSz w:w="12240" w:h="15840"/>
@@ -1163,6 +242,119 @@
 <file path=word/numbering.xml><?xml version="1.0" encoding="utf-8"?>
 <w:numbering xmlns:wpc="http://schemas.microsoft.com/office/word/2010/wordprocessingCanvas" xmlns:cx="http://schemas.microsoft.com/office/drawing/2014/chartex" xmlns:cx1="http://schemas.microsoft.com/office/drawing/2015/9/8/chartex" xmlns:cx2="http://schemas.microsoft.com/office/drawing/2015/10/21/chartex" xmlns:cx3="http://schemas.microsoft.com/office/drawing/2016/5/9/chartex" xmlns:cx4="http://schemas.microsoft.com/office/drawing/2016/5/10/chartex" xmlns:cx5="http://schemas.microsoft.com/office/drawing/2016/5/11/chartex" xmlns:cx6="http://schemas.microsoft.com/office/drawing/2016/5/12/chartex" xmlns:cx7="http://schemas.microsoft.com/office/drawing/2016/5/13/chartex" xmlns:cx8="http://schemas.microsoft.com/office/drawing/2016/5/14/chartex" xmlns:mc="http://schemas.openxmlformats.org/markup-compatibility/2006" xmlns:aink="http://schemas.microsoft.com/office/drawing/2016/ink" xmlns:am3d="http://schemas.microsoft.com/office/drawing/2017/model3d" xmlns:o="urn:schemas-microsoft-com:office:office" xmlns:oel="http://schemas.microsoft.com/office/2019/extlst" xmlns:r="http://schemas.openxmlformats.org/officeDocument/2006/relationships" xmlns:m="http://schemas.openxmlformats.org/officeDocument/2006/math" xmlns:v="urn:schemas-microsoft-com:vml" xmlns:wp14="http://schemas.microsoft.com/office/word/2010/wordprocessingDrawing" xmlns:wp="http://schemas.openxmlformats.org/drawingml/2006/wordprocessingDrawing" xmlns:w10="urn:schemas-microsoft-com:office:word" xmlns:w="http://schemas.openxmlformats.org/wordprocessingml/2006/main" xmlns:w14="http://schemas.microsoft.com/office/word/2010/wordml" xmlns:w15="http://schemas.microsoft.com/office/word/2012/wordml" xmlns:w16cei="http://schemas.microsoft.com/office/word/2026/wordml/cei" xmlns:w16cex="http://schemas.microsoft.com/office/word/2018/wordml/cex" xmlns:w16cid="http://schemas.microsoft.com/office/word/2016/wordml/cid" xmlns:w16="http://schemas.microsoft.com/office/word/2018/wordml" xmlns:w16du="http://schemas.microsoft.com/office/word/2023/wordml/word16du" xmlns:w16sdtdh="http://schemas.microsoft.com/office/word/2020/wordml/sdtdatahash" xmlns:w16sdtfl="http://schemas.microsoft.com/office/word/2024/wordml/sdtformatlock" xmlns:w16se="http://schemas.microsoft.com/office/word/2015/wordml/symex" xmlns:wpg="http://schemas.microsoft.com/office/word/2010/wordprocessingGroup" xmlns:wpi="http://schemas.microsoft.com/office/word/2010/wordprocessingInk" xmlns:wne="http://schemas.microsoft.com/office/word/2006/wordml" xmlns:wps="http://schemas.microsoft.com/office/word/2010/wordprocessingShape" mc:Ignorable="w14 w15 w16se w16cid w16 w16cex w16sdtdh w16sdtfl w16du wp14">
   <w:abstractNum w:abstractNumId="0" w15:restartNumberingAfterBreak="0">
+    <w:nsid w:val="0CEF62E7"/>
+    <w:multiLevelType w:val="hybridMultilevel"/>
+    <w:tmpl w:val="67627344"/>
+    <w:lvl w:ilvl="0" w:tplc="04090001">
+      <w:start w:val="1"/>
+      <w:numFmt w:val="bullet"/>
+      <w:lvlText w:val=""/>
+      <w:lvlJc w:val="left"/>
+      <w:pPr>
+        <w:ind w:left="360" w:hanging="360"/>
+      </w:pPr>
+      <w:rPr>
+        <w:rFonts w:ascii="Symbol" w:hAnsi="Symbol" w:hint="default"/>
+      </w:rPr>
+    </w:lvl>
+    <w:lvl w:ilvl="1" w:tplc="04090003">
+      <w:start w:val="1"/>
+      <w:numFmt w:val="bullet"/>
+      <w:lvlText w:val="o"/>
+      <w:lvlJc w:val="left"/>
+      <w:pPr>
+        <w:ind w:left="1080" w:hanging="360"/>
+      </w:pPr>
+      <w:rPr>
+        <w:rFonts w:ascii="Courier New" w:hAnsi="Courier New" w:cs="Courier New" w:hint="default"/>
+      </w:rPr>
+    </w:lvl>
+    <w:lvl w:ilvl="2" w:tplc="04090005" w:tentative="1">
+      <w:start w:val="1"/>
+      <w:numFmt w:val="bullet"/>
+      <w:lvlText w:val=""/>
+      <w:lvlJc w:val="left"/>
+      <w:pPr>
+        <w:ind w:left="1800" w:hanging="360"/>
+      </w:pPr>
+      <w:rPr>
+        <w:rFonts w:ascii="Wingdings" w:hAnsi="Wingdings" w:hint="default"/>
+      </w:rPr>
+    </w:lvl>
+    <w:lvl w:ilvl="3" w:tplc="04090001" w:tentative="1">
+      <w:start w:val="1"/>
+      <w:numFmt w:val="bullet"/>
+      <w:lvlText w:val=""/>
+      <w:lvlJc w:val="left"/>
+      <w:pPr>
+        <w:ind w:left="2520" w:hanging="360"/>
+      </w:pPr>
+      <w:rPr>
+        <w:rFonts w:ascii="Symbol" w:hAnsi="Symbol" w:hint="default"/>
+      </w:rPr>
+    </w:lvl>
+    <w:lvl w:ilvl="4" w:tplc="04090003" w:tentative="1">
+      <w:start w:val="1"/>
+      <w:numFmt w:val="bullet"/>
+      <w:lvlText w:val="o"/>
+      <w:lvlJc w:val="left"/>
+      <w:pPr>
+        <w:ind w:left="3240" w:hanging="360"/>
+      </w:pPr>
+      <w:rPr>
+        <w:rFonts w:ascii="Courier New" w:hAnsi="Courier New" w:cs="Courier New" w:hint="default"/>
+      </w:rPr>
+    </w:lvl>
+    <w:lvl w:ilvl="5" w:tplc="04090005" w:tentative="1">
+      <w:start w:val="1"/>
+      <w:numFmt w:val="bullet"/>
+      <w:lvlText w:val=""/>
+      <w:lvlJc w:val="left"/>
+      <w:pPr>
+        <w:ind w:left="3960" w:hanging="360"/>
+      </w:pPr>
+      <w:rPr>
+        <w:rFonts w:ascii="Wingdings" w:hAnsi="Wingdings" w:hint="default"/>
+      </w:rPr>
+    </w:lvl>
+    <w:lvl w:ilvl="6" w:tplc="04090001" w:tentative="1">
+      <w:start w:val="1"/>
+      <w:numFmt w:val="bullet"/>
+      <w:lvlText w:val=""/>
+      <w:lvlJc w:val="left"/>
+      <w:pPr>
+        <w:ind w:left="4680" w:hanging="360"/>
+      </w:pPr>
+      <w:rPr>
+        <w:rFonts w:ascii="Symbol" w:hAnsi="Symbol" w:hint="default"/>
+      </w:rPr>
+    </w:lvl>
+    <w:lvl w:ilvl="7" w:tplc="04090003" w:tentative="1">
+      <w:start w:val="1"/>
+      <w:numFmt w:val="bullet"/>
+      <w:lvlText w:val="o"/>
+      <w:lvlJc w:val="left"/>
+      <w:pPr>
+        <w:ind w:left="5400" w:hanging="360"/>
+      </w:pPr>
+      <w:rPr>
+        <w:rFonts w:ascii="Courier New" w:hAnsi="Courier New" w:cs="Courier New" w:hint="default"/>
+      </w:rPr>
+    </w:lvl>
+    <w:lvl w:ilvl="8" w:tplc="04090005" w:tentative="1">
+      <w:start w:val="1"/>
+      <w:numFmt w:val="bullet"/>
+      <w:lvlText w:val=""/>
+      <w:lvlJc w:val="left"/>
+      <w:pPr>
+        <w:ind w:left="6120" w:hanging="360"/>
+      </w:pPr>
+      <w:rPr>
+        <w:rFonts w:ascii="Wingdings" w:hAnsi="Wingdings" w:hint="default"/>
+      </w:rPr>
+    </w:lvl>
+  </w:abstractNum>
+  <w:abstractNum w:abstractNumId="1" w15:restartNumberingAfterBreak="0">
     <w:nsid w:val="0D3B4F69"/>
     <w:multiLevelType w:val="hybridMultilevel"/>
     <w:tmpl w:val="6CCE826A"/>
@@ -1275,7 +467,7 @@
       </w:rPr>
     </w:lvl>
   </w:abstractNum>
-  <w:abstractNum w:abstractNumId="1" w15:restartNumberingAfterBreak="0">
+  <w:abstractNum w:abstractNumId="2" w15:restartNumberingAfterBreak="0">
     <w:nsid w:val="174C0228"/>
     <w:multiLevelType w:val="hybridMultilevel"/>
     <w:tmpl w:val="B358DBF2"/>
@@ -1388,7 +580,120 @@
       </w:rPr>
     </w:lvl>
   </w:abstractNum>
-  <w:abstractNum w:abstractNumId="2" w15:restartNumberingAfterBreak="0">
+  <w:abstractNum w:abstractNumId="3" w15:restartNumberingAfterBreak="0">
+    <w:nsid w:val="2806352B"/>
+    <w:multiLevelType w:val="hybridMultilevel"/>
+    <w:tmpl w:val="2A205A4C"/>
+    <w:lvl w:ilvl="0" w:tplc="04090001">
+      <w:start w:val="1"/>
+      <w:numFmt w:val="bullet"/>
+      <w:lvlText w:val=""/>
+      <w:lvlJc w:val="left"/>
+      <w:pPr>
+        <w:ind w:left="1080" w:hanging="360"/>
+      </w:pPr>
+      <w:rPr>
+        <w:rFonts w:ascii="Symbol" w:hAnsi="Symbol" w:hint="default"/>
+      </w:rPr>
+    </w:lvl>
+    <w:lvl w:ilvl="1" w:tplc="04090003" w:tentative="1">
+      <w:start w:val="1"/>
+      <w:numFmt w:val="bullet"/>
+      <w:lvlText w:val="o"/>
+      <w:lvlJc w:val="left"/>
+      <w:pPr>
+        <w:ind w:left="1800" w:hanging="360"/>
+      </w:pPr>
+      <w:rPr>
+        <w:rFonts w:ascii="Courier New" w:hAnsi="Courier New" w:cs="Courier New" w:hint="default"/>
+      </w:rPr>
+    </w:lvl>
+    <w:lvl w:ilvl="2" w:tplc="04090005" w:tentative="1">
+      <w:start w:val="1"/>
+      <w:numFmt w:val="bullet"/>
+      <w:lvlText w:val=""/>
+      <w:lvlJc w:val="left"/>
+      <w:pPr>
+        <w:ind w:left="2520" w:hanging="360"/>
+      </w:pPr>
+      <w:rPr>
+        <w:rFonts w:ascii="Wingdings" w:hAnsi="Wingdings" w:hint="default"/>
+      </w:rPr>
+    </w:lvl>
+    <w:lvl w:ilvl="3" w:tplc="04090001" w:tentative="1">
+      <w:start w:val="1"/>
+      <w:numFmt w:val="bullet"/>
+      <w:lvlText w:val=""/>
+      <w:lvlJc w:val="left"/>
+      <w:pPr>
+        <w:ind w:left="3240" w:hanging="360"/>
+      </w:pPr>
+      <w:rPr>
+        <w:rFonts w:ascii="Symbol" w:hAnsi="Symbol" w:hint="default"/>
+      </w:rPr>
+    </w:lvl>
+    <w:lvl w:ilvl="4" w:tplc="04090003" w:tentative="1">
+      <w:start w:val="1"/>
+      <w:numFmt w:val="bullet"/>
+      <w:lvlText w:val="o"/>
+      <w:lvlJc w:val="left"/>
+      <w:pPr>
+        <w:ind w:left="3960" w:hanging="360"/>
+      </w:pPr>
+      <w:rPr>
+        <w:rFonts w:ascii="Courier New" w:hAnsi="Courier New" w:cs="Courier New" w:hint="default"/>
+      </w:rPr>
+    </w:lvl>
+    <w:lvl w:ilvl="5" w:tplc="04090005" w:tentative="1">
+      <w:start w:val="1"/>
+      <w:numFmt w:val="bullet"/>
+      <w:lvlText w:val=""/>
+      <w:lvlJc w:val="left"/>
+      <w:pPr>
+        <w:ind w:left="4680" w:hanging="360"/>
+      </w:pPr>
+      <w:rPr>
+        <w:rFonts w:ascii="Wingdings" w:hAnsi="Wingdings" w:hint="default"/>
+      </w:rPr>
+    </w:lvl>
+    <w:lvl w:ilvl="6" w:tplc="04090001" w:tentative="1">
+      <w:start w:val="1"/>
+      <w:numFmt w:val="bullet"/>
+      <w:lvlText w:val=""/>
+      <w:lvlJc w:val="left"/>
+      <w:pPr>
+        <w:ind w:left="5400" w:hanging="360"/>
+      </w:pPr>
+      <w:rPr>
+        <w:rFonts w:ascii="Symbol" w:hAnsi="Symbol" w:hint="default"/>
+      </w:rPr>
+    </w:lvl>
+    <w:lvl w:ilvl="7" w:tplc="04090003" w:tentative="1">
+      <w:start w:val="1"/>
+      <w:numFmt w:val="bullet"/>
+      <w:lvlText w:val="o"/>
+      <w:lvlJc w:val="left"/>
+      <w:pPr>
+        <w:ind w:left="6120" w:hanging="360"/>
+      </w:pPr>
+      <w:rPr>
+        <w:rFonts w:ascii="Courier New" w:hAnsi="Courier New" w:cs="Courier New" w:hint="default"/>
+      </w:rPr>
+    </w:lvl>
+    <w:lvl w:ilvl="8" w:tplc="04090005" w:tentative="1">
+      <w:start w:val="1"/>
+      <w:numFmt w:val="bullet"/>
+      <w:lvlText w:val=""/>
+      <w:lvlJc w:val="left"/>
+      <w:pPr>
+        <w:ind w:left="6840" w:hanging="360"/>
+      </w:pPr>
+      <w:rPr>
+        <w:rFonts w:ascii="Wingdings" w:hAnsi="Wingdings" w:hint="default"/>
+      </w:rPr>
+    </w:lvl>
+  </w:abstractNum>
+  <w:abstractNum w:abstractNumId="4" w15:restartNumberingAfterBreak="0">
     <w:nsid w:val="2AF82E3D"/>
     <w:multiLevelType w:val="hybridMultilevel"/>
     <w:tmpl w:val="17A8D7C2"/>
@@ -1474,7 +779,120 @@
       </w:pPr>
     </w:lvl>
   </w:abstractNum>
-  <w:abstractNum w:abstractNumId="3" w15:restartNumberingAfterBreak="0">
+  <w:abstractNum w:abstractNumId="5" w15:restartNumberingAfterBreak="0">
+    <w:nsid w:val="33A03BA0"/>
+    <w:multiLevelType w:val="hybridMultilevel"/>
+    <w:tmpl w:val="978AFA7C"/>
+    <w:lvl w:ilvl="0" w:tplc="FFFFFFFF">
+      <w:start w:val="1"/>
+      <w:numFmt w:val="bullet"/>
+      <w:lvlText w:val=""/>
+      <w:lvlJc w:val="left"/>
+      <w:pPr>
+        <w:ind w:left="360" w:hanging="360"/>
+      </w:pPr>
+      <w:rPr>
+        <w:rFonts w:ascii="Symbol" w:hAnsi="Symbol" w:hint="default"/>
+      </w:rPr>
+    </w:lvl>
+    <w:lvl w:ilvl="1" w:tplc="04090001">
+      <w:start w:val="1"/>
+      <w:numFmt w:val="bullet"/>
+      <w:lvlText w:val=""/>
+      <w:lvlJc w:val="left"/>
+      <w:pPr>
+        <w:ind w:left="1080" w:hanging="360"/>
+      </w:pPr>
+      <w:rPr>
+        <w:rFonts w:ascii="Symbol" w:hAnsi="Symbol" w:hint="default"/>
+      </w:rPr>
+    </w:lvl>
+    <w:lvl w:ilvl="2" w:tplc="FFFFFFFF" w:tentative="1">
+      <w:start w:val="1"/>
+      <w:numFmt w:val="bullet"/>
+      <w:lvlText w:val=""/>
+      <w:lvlJc w:val="left"/>
+      <w:pPr>
+        <w:ind w:left="1800" w:hanging="360"/>
+      </w:pPr>
+      <w:rPr>
+        <w:rFonts w:ascii="Wingdings" w:hAnsi="Wingdings" w:hint="default"/>
+      </w:rPr>
+    </w:lvl>
+    <w:lvl w:ilvl="3" w:tplc="FFFFFFFF" w:tentative="1">
+      <w:start w:val="1"/>
+      <w:numFmt w:val="bullet"/>
+      <w:lvlText w:val=""/>
+      <w:lvlJc w:val="left"/>
+      <w:pPr>
+        <w:ind w:left="2520" w:hanging="360"/>
+      </w:pPr>
+      <w:rPr>
+        <w:rFonts w:ascii="Symbol" w:hAnsi="Symbol" w:hint="default"/>
+      </w:rPr>
+    </w:lvl>
+    <w:lvl w:ilvl="4" w:tplc="FFFFFFFF" w:tentative="1">
+      <w:start w:val="1"/>
+      <w:numFmt w:val="bullet"/>
+      <w:lvlText w:val="o"/>
+      <w:lvlJc w:val="left"/>
+      <w:pPr>
+        <w:ind w:left="3240" w:hanging="360"/>
+      </w:pPr>
+      <w:rPr>
+        <w:rFonts w:ascii="Courier New" w:hAnsi="Courier New" w:cs="Courier New" w:hint="default"/>
+      </w:rPr>
+    </w:lvl>
+    <w:lvl w:ilvl="5" w:tplc="FFFFFFFF" w:tentative="1">
+      <w:start w:val="1"/>
+      <w:numFmt w:val="bullet"/>
+      <w:lvlText w:val=""/>
+      <w:lvlJc w:val="left"/>
+      <w:pPr>
+        <w:ind w:left="3960" w:hanging="360"/>
+      </w:pPr>
+      <w:rPr>
+        <w:rFonts w:ascii="Wingdings" w:hAnsi="Wingdings" w:hint="default"/>
+      </w:rPr>
+    </w:lvl>
+    <w:lvl w:ilvl="6" w:tplc="FFFFFFFF" w:tentative="1">
+      <w:start w:val="1"/>
+      <w:numFmt w:val="bullet"/>
+      <w:lvlText w:val=""/>
+      <w:lvlJc w:val="left"/>
+      <w:pPr>
+        <w:ind w:left="4680" w:hanging="360"/>
+      </w:pPr>
+      <w:rPr>
+        <w:rFonts w:ascii="Symbol" w:hAnsi="Symbol" w:hint="default"/>
+      </w:rPr>
+    </w:lvl>
+    <w:lvl w:ilvl="7" w:tplc="FFFFFFFF" w:tentative="1">
+      <w:start w:val="1"/>
+      <w:numFmt w:val="bullet"/>
+      <w:lvlText w:val="o"/>
+      <w:lvlJc w:val="left"/>
+      <w:pPr>
+        <w:ind w:left="5400" w:hanging="360"/>
+      </w:pPr>
+      <w:rPr>
+        <w:rFonts w:ascii="Courier New" w:hAnsi="Courier New" w:cs="Courier New" w:hint="default"/>
+      </w:rPr>
+    </w:lvl>
+    <w:lvl w:ilvl="8" w:tplc="FFFFFFFF" w:tentative="1">
+      <w:start w:val="1"/>
+      <w:numFmt w:val="bullet"/>
+      <w:lvlText w:val=""/>
+      <w:lvlJc w:val="left"/>
+      <w:pPr>
+        <w:ind w:left="6120" w:hanging="360"/>
+      </w:pPr>
+      <w:rPr>
+        <w:rFonts w:ascii="Wingdings" w:hAnsi="Wingdings" w:hint="default"/>
+      </w:rPr>
+    </w:lvl>
+  </w:abstractNum>
+  <w:abstractNum w:abstractNumId="6" w15:restartNumberingAfterBreak="0">
     <w:nsid w:val="447B714F"/>
     <w:multiLevelType w:val="hybridMultilevel"/>
     <w:tmpl w:val="66A43250"/>
@@ -1587,7 +1005,7 @@
       </w:rPr>
     </w:lvl>
   </w:abstractNum>
-  <w:abstractNum w:abstractNumId="4" w15:restartNumberingAfterBreak="0">
+  <w:abstractNum w:abstractNumId="7" w15:restartNumberingAfterBreak="0">
     <w:nsid w:val="44AE0CAC"/>
     <w:multiLevelType w:val="hybridMultilevel"/>
     <w:tmpl w:val="80108BCE"/>
@@ -1700,7 +1118,120 @@
       </w:rPr>
     </w:lvl>
   </w:abstractNum>
-  <w:abstractNum w:abstractNumId="5" w15:restartNumberingAfterBreak="0">
+  <w:abstractNum w:abstractNumId="8" w15:restartNumberingAfterBreak="0">
+    <w:nsid w:val="572F7EEC"/>
+    <w:multiLevelType w:val="hybridMultilevel"/>
+    <w:tmpl w:val="CA92D030"/>
+    <w:lvl w:ilvl="0" w:tplc="04090001">
+      <w:start w:val="1"/>
+      <w:numFmt w:val="bullet"/>
+      <w:lvlText w:val=""/>
+      <w:lvlJc w:val="left"/>
+      <w:pPr>
+        <w:ind w:left="360" w:hanging="360"/>
+      </w:pPr>
+      <w:rPr>
+        <w:rFonts w:ascii="Symbol" w:hAnsi="Symbol" w:hint="default"/>
+      </w:rPr>
+    </w:lvl>
+    <w:lvl w:ilvl="1" w:tplc="04090003" w:tentative="1">
+      <w:start w:val="1"/>
+      <w:numFmt w:val="bullet"/>
+      <w:lvlText w:val="o"/>
+      <w:lvlJc w:val="left"/>
+      <w:pPr>
+        <w:ind w:left="1080" w:hanging="360"/>
+      </w:pPr>
+      <w:rPr>
+        <w:rFonts w:ascii="Courier New" w:hAnsi="Courier New" w:cs="Courier New" w:hint="default"/>
+      </w:rPr>
+    </w:lvl>
+    <w:lvl w:ilvl="2" w:tplc="04090005" w:tentative="1">
+      <w:start w:val="1"/>
+      <w:numFmt w:val="bullet"/>
+      <w:lvlText w:val=""/>
+      <w:lvlJc w:val="left"/>
+      <w:pPr>
+        <w:ind w:left="1800" w:hanging="360"/>
+      </w:pPr>
+      <w:rPr>
+        <w:rFonts w:ascii="Wingdings" w:hAnsi="Wingdings" w:hint="default"/>
+      </w:rPr>
+    </w:lvl>
+    <w:lvl w:ilvl="3" w:tplc="04090001" w:tentative="1">
+      <w:start w:val="1"/>
+      <w:numFmt w:val="bullet"/>
+      <w:lvlText w:val=""/>
+      <w:lvlJc w:val="left"/>
+      <w:pPr>
+        <w:ind w:left="2520" w:hanging="360"/>
+      </w:pPr>
+      <w:rPr>
+        <w:rFonts w:ascii="Symbol" w:hAnsi="Symbol" w:hint="default"/>
+      </w:rPr>
+    </w:lvl>
+    <w:lvl w:ilvl="4" w:tplc="04090003" w:tentative="1">
+      <w:start w:val="1"/>
+      <w:numFmt w:val="bullet"/>
+      <w:lvlText w:val="o"/>
+      <w:lvlJc w:val="left"/>
+      <w:pPr>
+        <w:ind w:left="3240" w:hanging="360"/>
+      </w:pPr>
+      <w:rPr>
+        <w:rFonts w:ascii="Courier New" w:hAnsi="Courier New" w:cs="Courier New" w:hint="default"/>
+      </w:rPr>
+    </w:lvl>
+    <w:lvl w:ilvl="5" w:tplc="04090005" w:tentative="1">
+      <w:start w:val="1"/>
+      <w:numFmt w:val="bullet"/>
+      <w:lvlText w:val=""/>
+      <w:lvlJc w:val="left"/>
+      <w:pPr>
+        <w:ind w:left="3960" w:hanging="360"/>
+      </w:pPr>
+      <w:rPr>
+        <w:rFonts w:ascii="Wingdings" w:hAnsi="Wingdings" w:hint="default"/>
+      </w:rPr>
+    </w:lvl>
+    <w:lvl w:ilvl="6" w:tplc="04090001" w:tentative="1">
+      <w:start w:val="1"/>
+      <w:numFmt w:val="bullet"/>
+      <w:lvlText w:val=""/>
+      <w:lvlJc w:val="left"/>
+      <w:pPr>
+        <w:ind w:left="4680" w:hanging="360"/>
+      </w:pPr>
+      <w:rPr>
+        <w:rFonts w:ascii="Symbol" w:hAnsi="Symbol" w:hint="default"/>
+      </w:rPr>
+    </w:lvl>
+    <w:lvl w:ilvl="7" w:tplc="04090003" w:tentative="1">
+      <w:start w:val="1"/>
+      <w:numFmt w:val="bullet"/>
+      <w:lvlText w:val="o"/>
+      <w:lvlJc w:val="left"/>
+      <w:pPr>
+        <w:ind w:left="5400" w:hanging="360"/>
+      </w:pPr>
+      <w:rPr>
+        <w:rFonts w:ascii="Courier New" w:hAnsi="Courier New" w:cs="Courier New" w:hint="default"/>
+      </w:rPr>
+    </w:lvl>
+    <w:lvl w:ilvl="8" w:tplc="04090005" w:tentative="1">
+      <w:start w:val="1"/>
+      <w:numFmt w:val="bullet"/>
+      <w:lvlText w:val=""/>
+      <w:lvlJc w:val="left"/>
+      <w:pPr>
+        <w:ind w:left="6120" w:hanging="360"/>
+      </w:pPr>
+      <w:rPr>
+        <w:rFonts w:ascii="Wingdings" w:hAnsi="Wingdings" w:hint="default"/>
+      </w:rPr>
+    </w:lvl>
+  </w:abstractNum>
+  <w:abstractNum w:abstractNumId="9" w15:restartNumberingAfterBreak="0">
     <w:nsid w:val="577F7656"/>
     <w:multiLevelType w:val="hybridMultilevel"/>
     <w:tmpl w:val="BE9856BC"/>
@@ -1813,23 +1344,151 @@
       </w:rPr>
     </w:lvl>
   </w:abstractNum>
+  <w:abstractNum w:abstractNumId="10" w15:restartNumberingAfterBreak="0">
+    <w:nsid w:val="724D4CCD"/>
+    <w:multiLevelType w:val="hybridMultilevel"/>
+    <w:tmpl w:val="1E4E153C"/>
+    <w:lvl w:ilvl="0" w:tplc="04090001">
+      <w:start w:val="1"/>
+      <w:numFmt w:val="bullet"/>
+      <w:lvlText w:val=""/>
+      <w:lvlJc w:val="left"/>
+      <w:pPr>
+        <w:ind w:left="360" w:hanging="360"/>
+      </w:pPr>
+      <w:rPr>
+        <w:rFonts w:ascii="Symbol" w:hAnsi="Symbol" w:hint="default"/>
+      </w:rPr>
+    </w:lvl>
+    <w:lvl w:ilvl="1" w:tplc="04090003" w:tentative="1">
+      <w:start w:val="1"/>
+      <w:numFmt w:val="bullet"/>
+      <w:lvlText w:val="o"/>
+      <w:lvlJc w:val="left"/>
+      <w:pPr>
+        <w:ind w:left="1080" w:hanging="360"/>
+      </w:pPr>
+      <w:rPr>
+        <w:rFonts w:ascii="Courier New" w:hAnsi="Courier New" w:cs="Courier New" w:hint="default"/>
+      </w:rPr>
+    </w:lvl>
+    <w:lvl w:ilvl="2" w:tplc="04090005" w:tentative="1">
+      <w:start w:val="1"/>
+      <w:numFmt w:val="bullet"/>
+      <w:lvlText w:val=""/>
+      <w:lvlJc w:val="left"/>
+      <w:pPr>
+        <w:ind w:left="1800" w:hanging="360"/>
+      </w:pPr>
+      <w:rPr>
+        <w:rFonts w:ascii="Wingdings" w:hAnsi="Wingdings" w:hint="default"/>
+      </w:rPr>
+    </w:lvl>
+    <w:lvl w:ilvl="3" w:tplc="04090001" w:tentative="1">
+      <w:start w:val="1"/>
+      <w:numFmt w:val="bullet"/>
+      <w:lvlText w:val=""/>
+      <w:lvlJc w:val="left"/>
+      <w:pPr>
+        <w:ind w:left="2520" w:hanging="360"/>
+      </w:pPr>
+      <w:rPr>
+        <w:rFonts w:ascii="Symbol" w:hAnsi="Symbol" w:hint="default"/>
+      </w:rPr>
+    </w:lvl>
+    <w:lvl w:ilvl="4" w:tplc="04090003" w:tentative="1">
+      <w:start w:val="1"/>
+      <w:numFmt w:val="bullet"/>
+      <w:lvlText w:val="o"/>
+      <w:lvlJc w:val="left"/>
+      <w:pPr>
+        <w:ind w:left="3240" w:hanging="360"/>
+      </w:pPr>
+      <w:rPr>
+        <w:rFonts w:ascii="Courier New" w:hAnsi="Courier New" w:cs="Courier New" w:hint="default"/>
+      </w:rPr>
+    </w:lvl>
+    <w:lvl w:ilvl="5" w:tplc="04090005" w:tentative="1">
+      <w:start w:val="1"/>
+      <w:numFmt w:val="bullet"/>
+      <w:lvlText w:val=""/>
+      <w:lvlJc w:val="left"/>
+      <w:pPr>
+        <w:ind w:left="3960" w:hanging="360"/>
+      </w:pPr>
+      <w:rPr>
+        <w:rFonts w:ascii="Wingdings" w:hAnsi="Wingdings" w:hint="default"/>
+      </w:rPr>
+    </w:lvl>
+    <w:lvl w:ilvl="6" w:tplc="04090001" w:tentative="1">
+      <w:start w:val="1"/>
+      <w:numFmt w:val="bullet"/>
+      <w:lvlText w:val=""/>
+      <w:lvlJc w:val="left"/>
+      <w:pPr>
+        <w:ind w:left="4680" w:hanging="360"/>
+      </w:pPr>
+      <w:rPr>
+        <w:rFonts w:ascii="Symbol" w:hAnsi="Symbol" w:hint="default"/>
+      </w:rPr>
+    </w:lvl>
+    <w:lvl w:ilvl="7" w:tplc="04090003" w:tentative="1">
+      <w:start w:val="1"/>
+      <w:numFmt w:val="bullet"/>
+      <w:lvlText w:val="o"/>
+      <w:lvlJc w:val="left"/>
+      <w:pPr>
+        <w:ind w:left="5400" w:hanging="360"/>
+      </w:pPr>
+      <w:rPr>
+        <w:rFonts w:ascii="Courier New" w:hAnsi="Courier New" w:cs="Courier New" w:hint="default"/>
+      </w:rPr>
+    </w:lvl>
+    <w:lvl w:ilvl="8" w:tplc="04090005" w:tentative="1">
+      <w:start w:val="1"/>
+      <w:numFmt w:val="bullet"/>
+      <w:lvlText w:val=""/>
+      <w:lvlJc w:val="left"/>
+      <w:pPr>
+        <w:ind w:left="6120" w:hanging="360"/>
+      </w:pPr>
+      <w:rPr>
+        <w:rFonts w:ascii="Wingdings" w:hAnsi="Wingdings" w:hint="default"/>
+      </w:rPr>
+    </w:lvl>
+  </w:abstractNum>
   <w:num w:numId="1" w16cid:durableId="1380351869">
+    <w:abstractNumId w:val="4"/>
+  </w:num>
+  <w:num w:numId="2" w16cid:durableId="121854054">
     <w:abstractNumId w:val="2"/>
   </w:num>
-  <w:num w:numId="2" w16cid:durableId="121854054">
+  <w:num w:numId="3" w16cid:durableId="1777630948">
+    <w:abstractNumId w:val="6"/>
+  </w:num>
+  <w:num w:numId="4" w16cid:durableId="724137248">
     <w:abstractNumId w:val="1"/>
   </w:num>
-  <w:num w:numId="3" w16cid:durableId="1777630948">
+  <w:num w:numId="5" w16cid:durableId="616376551">
+    <w:abstractNumId w:val="9"/>
+  </w:num>
+  <w:num w:numId="6" w16cid:durableId="1565292126">
+    <w:abstractNumId w:val="7"/>
+  </w:num>
+  <w:num w:numId="7" w16cid:durableId="1394934770">
+    <w:abstractNumId w:val="0"/>
+  </w:num>
+  <w:num w:numId="8" w16cid:durableId="894782036">
+    <w:abstractNumId w:val="5"/>
+  </w:num>
+  <w:num w:numId="9" w16cid:durableId="679085097">
+    <w:abstractNumId w:val="8"/>
+  </w:num>
+  <w:num w:numId="10" w16cid:durableId="1833373013">
     <w:abstractNumId w:val="3"/>
   </w:num>
-  <w:num w:numId="4" w16cid:durableId="724137248">
-    <w:abstractNumId w:val="0"/>
-  </w:num>
-  <w:num w:numId="5" w16cid:durableId="616376551">
-    <w:abstractNumId w:val="5"/>
-  </w:num>
-  <w:num w:numId="6" w16cid:durableId="1565292126">
-    <w:abstractNumId w:val="4"/>
+  <w:num w:numId="11" w16cid:durableId="1484279258">
+    <w:abstractNumId w:val="10"/>
   </w:num>
 </w:numbering>
 </file>
